--- a/paper/CAST_압축본.docx
+++ b/paper/CAST_압축본.docx
@@ -6954,7 +6954,7 @@
         <w:t xml:space="preserve">. </w:t>
       </w:r>
       <w:r>
-        <w:t xml:space="preserve">Caspian도 마찬가지다 — 리전과 시간대를 함께 정하면서도 가중치(ω1)는 사람이 고르며, 저자들 스스로 그 값을 신중하게 정해야 한다고 결론지었다. </w:t>
+        <w:t xml:space="preserve">두 축을 하나의 정수 계획법으로 결합해 리전과 시간대를 함께 정하는 실제 구현인 Caspian도 마찬가지다 — 탄소와 그 밖의 목적 사이의 가중치는 사람이 고르며, 저자들 스스로 그 값을 신중하게 정해야 한다고 결론지었다. </w:t>
       </w:r>
       <w:r>
         <w:t>그러나</w:t>
@@ -7100,7 +7100,7 @@
     </w:p>
     <w:p>
       <w:r>
-        <w:t xml:space="preserve">셋째, 유일하게 두 축을 실제로 결합한 시스템인 Caspian조차 작업이 무한정 밀리지 않는다는 보장을 제공하지 않는다. CICS는 프로덕션 배포 사례이나 시간 축에 한정되고, CASPER와 VMware GSLB는 공간 축에 한정되며, CarbonFlex는 용량 제약을 다루지만 단일 클러스터 안에 머문다. Sukprasert 등의 연구는 시스템 구현이 아니라 상한 분석이다. Caspian은 리전과 시간대를 함께 정하고 용량 제약도 다루지만, 매 주기마다 대기·실행 중인 작업 전체를 다시 최적화하는 휴리스틱 배정으로 동작할 뿐, 어떤 작업도 유한 시간 안에 반드시 처리됨을 증명하지는 않는다. 본 연구는 이 보장을 5.6절에서 증명한다.</w:t>
+        <w:t xml:space="preserve">셋째, 유일하게 두 축을 실제로 결합한 시스템인 Caspian조차 작업이 무한정 밀리지 않는다는 보장을 제공하지 않는다. CICS는 프로덕션 배포 사례이나 시간 축에 한정되고, CASPER와 VMware GSLB는 공간 축에 한정되며, CarbonFlex는 용량 제약을 다루지만 단일 클러스터 안에 머문다. Sukprasert 등의 연구는 시스템 구현이 아니라 상한 분석이다. Caspian은 리전과 시간대를 함께 정하고 용량 제약도 다루지만, 매 주기마다 대기·실행 중인 작업 전체를 다시 최적화하는 휴리스틱 배정으로 동작할 뿐, 어떤 작업도 유한 시간 안에 반드시 처리됨을 증명하지는 않는다. 본 연구는 이 보장을 5.5절에서 증명한다.</w:t>
       </w:r>
     </w:p>
     <w:p>
@@ -11144,7 +11144,7 @@
         <w:t>상한은</w:t>
       </w:r>
       <w:r>
-        <w:t xml:space="preserve"> §5.6</w:t>
+        <w:t xml:space="preserve"> §5.5</w:t>
       </w:r>
       <w:r>
         <w:t>에서</w:t>
@@ -11700,7 +11700,7 @@
           <w:sz w:val="22"/>
           <w:szCs w:val="22"/>
         </w:rPr>
-        <w:t xml:space="preserve">5.4 </w:t>
+        <w:t xml:space="preserve">5.3 </w:t>
       </w:r>
       <w:r>
         <w:rPr>
@@ -16324,7 +16324,7 @@
           <w:sz w:val="22"/>
           <w:szCs w:val="22"/>
         </w:rPr>
-        <w:t xml:space="preserve">5.5 </w:t>
+        <w:t xml:space="preserve">5.4 </w:t>
       </w:r>
       <w:r>
         <w:rPr>
@@ -18693,7 +18693,7 @@
         <w:t>절</w:t>
       </w:r>
       <w:r>
-        <w:t>(§5.6)</w:t>
+        <w:t>(§5.5)</w:t>
       </w:r>
       <w:r>
         <w:t>에서</w:t>
@@ -19233,7 +19233,7 @@
           <w:sz w:val="22"/>
           <w:szCs w:val="22"/>
         </w:rPr>
-        <w:t xml:space="preserve">5.6 </w:t>
+        <w:t xml:space="preserve">5.5 </w:t>
       </w:r>
       <w:r>
         <w:rPr>
@@ -21019,7 +21019,7 @@
         <w:t>는</w:t>
       </w:r>
       <w:r>
-        <w:t xml:space="preserve"> §5.5</w:t>
+        <w:t xml:space="preserve"> §5.4</w:t>
       </w:r>
       <w:r>
         <w:t>의</w:t>
@@ -22669,7 +22669,7 @@
         <w:t>집계한다</w:t>
       </w:r>
       <w:r>
-        <w:t>(§6.4).</w:t>
+        <w:t>(§6.3).</w:t>
       </w:r>
     </w:p>
     <w:p>
@@ -23864,7 +23864,7 @@
           <w:sz w:val="22"/>
           <w:szCs w:val="22"/>
         </w:rPr>
-        <w:t xml:space="preserve">5.7 </w:t>
+        <w:t xml:space="preserve">5.6 </w:t>
       </w:r>
       <w:r>
         <w:rPr>
@@ -26020,6 +26020,9 @@
       <w:r>
         <w:t>.</w:t>
       </w:r>
+      <w:r>
+        <w:t xml:space="preserve"> 예측 모듈 자체는 본 연구의 기여가 아니므로 정확도 평가는 생략하되, 스케줄러에 넣는 탄소집약도 계열만 바꾼 비교에서 예측값 대신 24시간 전 실측값을 써도 총 배출량 차이가 19.4 kg, 곧 전체 절감량의 0.07%에 그친다는 점은 밝혀둔다 — 본 시스템의 절감은 예측 정확도가 아니라 배치 결정 구조에서 나온다.</w:t>
+      </w:r>
     </w:p>
     <w:p>
       <w:pPr>
@@ -26041,7 +26044,7 @@
           <w:sz w:val="22"/>
           <w:szCs w:val="22"/>
         </w:rPr>
-        <w:t xml:space="preserve">6.3 </w:t>
+        <w:t xml:space="preserve">6.2 </w:t>
       </w:r>
       <w:r>
         <w:rPr>
@@ -27983,7 +27986,7 @@
         <w:t>있는지는</w:t>
       </w:r>
       <w:r>
-        <w:t xml:space="preserve"> 6.4</w:t>
+        <w:t xml:space="preserve"> 6.3</w:t>
       </w:r>
       <w:r>
         <w:t>절에서</w:t>
@@ -29405,7 +29408,7 @@
           <w:sz w:val="22"/>
           <w:szCs w:val="22"/>
         </w:rPr>
-        <w:t xml:space="preserve">6.4 </w:t>
+        <w:t xml:space="preserve">6.3 </w:t>
       </w:r>
       <w:r>
         <w:rPr>
@@ -33519,7 +33522,7 @@
         <w:t>것으로</w:t>
       </w:r>
       <w:r>
-        <w:t>, §6.4</w:t>
+        <w:t>, §6.3</w:t>
       </w:r>
       <w:r>
         <w:t>에서</w:t>
@@ -36113,61 +36116,7 @@
         <w:t xml:space="preserve"> — </w:t>
       </w:r>
       <w:r>
-        <w:t>작업량이</w:t>
-      </w:r>
-      <w:r>
-        <w:t xml:space="preserve"> 2</w:t>
-      </w:r>
-      <w:r>
-        <w:t>배로</w:t>
-      </w:r>
-      <w:r>
-        <w:t xml:space="preserve"> </w:t>
-      </w:r>
-      <w:r>
-        <w:t>늘면</w:t>
-      </w:r>
-      <w:r>
-        <w:t xml:space="preserve"> </w:t>
-      </w:r>
-      <w:r>
-        <w:t>본</w:t>
-      </w:r>
-      <w:r>
-        <w:t xml:space="preserve"> </w:t>
-      </w:r>
-      <w:r>
-        <w:t>알고리즘에서도</w:t>
-      </w:r>
-      <w:r>
-        <w:t xml:space="preserve"> </w:t>
-      </w:r>
-      <w:r>
-        <w:t>용량</w:t>
-      </w:r>
-      <w:r>
-        <w:t xml:space="preserve"> </w:t>
-      </w:r>
-      <w:r>
-        <w:t>위반</w:t>
-      </w:r>
-      <w:r>
-        <w:t xml:space="preserve"> </w:t>
-      </w:r>
-      <w:r>
-        <w:t>배정이</w:t>
-      </w:r>
-      <w:r>
-        <w:t xml:space="preserve"> 264.0</w:t>
-      </w:r>
-      <w:r>
-        <w:t>배로</w:t>
-      </w:r>
-      <w:r>
-        <w:t xml:space="preserve"> </w:t>
-      </w:r>
-      <w:r>
-        <w:t>폭증하므로</w:t>
+        <w:t xml:space="preserve">작업량이 늘면 본 알고리즘에서도 용량 위반 배정이 급증하므로</w:t>
       </w:r>
       <w:r>
         <w:t xml:space="preserve">, </w:t>

--- a/paper/CAST_압축본.docx
+++ b/paper/CAST_압축본.docx
@@ -1275,9 +1275,6 @@
       <w:r>
         <w:t>.</w:t>
       </w:r>
-      <w:r>
-        <w:br/>
-      </w:r>
     </w:p>
     <w:p>
       <w:r>
@@ -1409,10 +1406,6 @@
       <w:r>
         <w:t>.</w:t>
       </w:r>
-      <w:r>
-        <w:br/>
-        <w:t xml:space="preserve"/>
-      </w:r>
     </w:p>
     <w:p>
       <w:r>
@@ -1717,9 +1710,6 @@
       <w:r>
         <w:t>.</w:t>
       </w:r>
-      <w:r>
-        <w:br/>
-      </w:r>
     </w:p>
     <w:p>
       <w:r>
@@ -2191,9 +2181,6 @@
       <w:r>
         <w:t xml:space="preserve">정해진다 — 화석연료 기반 발전은 탄소 가중치가 높고 재생에너지와 원자력은 낮거나 0이기 때문이다.</w:t>
       </w:r>
-      <w:r>
-        <w:br/>
-      </w:r>
     </w:p>
     <w:p>
       <w:r>
@@ -2388,9 +2375,6 @@
       <w:r>
         <w:t>.</w:t>
       </w:r>
-      <w:r>
-        <w:br/>
-      </w:r>
     </w:p>
     <w:p>
       <w:r>
@@ -2844,9 +2828,6 @@
       <w:r>
         <w:t>.</w:t>
       </w:r>
-      <w:r>
-        <w:br/>
-      </w:r>
     </w:p>
     <w:p>
       <w:r>
@@ -3016,9 +2997,6 @@
       </w:r>
       <w:r>
         <w:t>.</w:t>
-      </w:r>
-      <w:r>
-        <w:br/>
       </w:r>
     </w:p>
     <w:p>
@@ -6642,9 +6620,6 @@
       <w:r>
         <w:t>.</w:t>
       </w:r>
-      <w:r>
-        <w:br/>
-      </w:r>
     </w:p>
     <w:p>
       <w:r>
@@ -7093,9 +7068,6 @@
       </w:r>
       <w:r>
         <w:t>.</w:t>
-      </w:r>
-      <w:r>
-        <w:br/>
       </w:r>
     </w:p>
     <w:p>
@@ -26394,6 +26366,9 @@
         <w:gridCol w:w="850"/>
       </w:tblGrid>
       <w:tr>
+        <w:trPr>
+          <w:cantSplit/>
+        </w:trPr>
         <w:tc>
           <w:tcPr>
             <w:tcW w:w="1700" w:type="dxa"/>
@@ -26403,6 +26378,7 @@
           </w:tcPr>
           <w:p>
             <w:pPr>
+              <w:keepNext/>
               <w:jc w:val="center"/>
               <w:rPr>
                 <w:b/>
@@ -26429,6 +26405,7 @@
           </w:tcPr>
           <w:p>
             <w:pPr>
+              <w:keepNext/>
               <w:jc w:val="center"/>
               <w:rPr>
                 <w:b/>
@@ -26482,6 +26459,7 @@
           </w:tcPr>
           <w:p>
             <w:pPr>
+              <w:keepNext/>
               <w:jc w:val="center"/>
               <w:rPr>
                 <w:b/>
@@ -26535,6 +26513,7 @@
           </w:tcPr>
           <w:p>
             <w:pPr>
+              <w:keepNext/>
               <w:jc w:val="center"/>
               <w:rPr>
                 <w:b/>
@@ -26581,11 +26560,17 @@
         </w:tc>
       </w:tr>
       <w:tr>
+        <w:trPr>
+          <w:cantSplit/>
+        </w:trPr>
         <w:tc>
           <w:tcPr>
             <w:tcW w:w="1700" w:type="dxa"/>
           </w:tcPr>
           <w:p>
+            <w:pPr>
+              <w:keepNext/>
+            </w:pPr>
             <w:r>
               <w:rPr>
                 <w:sz w:val="16"/>
@@ -26650,6 +26635,7 @@
           </w:tcPr>
           <w:p>
             <w:pPr>
+              <w:keepNext/>
               <w:jc w:val="right"/>
             </w:pPr>
             <w:r>
@@ -26667,6 +26653,7 @@
           </w:tcPr>
           <w:p>
             <w:pPr>
+              <w:keepNext/>
               <w:jc w:val="right"/>
             </w:pPr>
             <w:r>
@@ -26684,6 +26671,7 @@
           </w:tcPr>
           <w:p>
             <w:pPr>
+              <w:keepNext/>
               <w:jc w:val="right"/>
             </w:pPr>
             <w:r>
@@ -26697,11 +26685,17 @@
         </w:tc>
       </w:tr>
       <w:tr>
+        <w:trPr>
+          <w:cantSplit/>
+        </w:trPr>
         <w:tc>
           <w:tcPr>
             <w:tcW w:w="1700" w:type="dxa"/>
           </w:tcPr>
           <w:p>
+            <w:pPr>
+              <w:keepNext/>
+            </w:pPr>
             <w:r>
               <w:rPr>
                 <w:sz w:val="16"/>
@@ -26766,6 +26760,7 @@
           </w:tcPr>
           <w:p>
             <w:pPr>
+              <w:keepNext/>
               <w:jc w:val="right"/>
             </w:pPr>
             <w:r>
@@ -26783,6 +26778,7 @@
           </w:tcPr>
           <w:p>
             <w:pPr>
+              <w:keepNext/>
               <w:jc w:val="right"/>
             </w:pPr>
             <w:r>
@@ -26800,6 +26796,7 @@
           </w:tcPr>
           <w:p>
             <w:pPr>
+              <w:keepNext/>
               <w:jc w:val="right"/>
             </w:pPr>
             <w:r>
@@ -26813,11 +26810,17 @@
         </w:tc>
       </w:tr>
       <w:tr>
+        <w:trPr>
+          <w:cantSplit/>
+        </w:trPr>
         <w:tc>
           <w:tcPr>
             <w:tcW w:w="1700" w:type="dxa"/>
           </w:tcPr>
           <w:p>
+            <w:pPr>
+              <w:keepNext/>
+            </w:pPr>
             <w:r>
               <w:rPr>
                 <w:sz w:val="16"/>
@@ -26889,6 +26892,7 @@
           </w:tcPr>
           <w:p>
             <w:pPr>
+              <w:keepNext/>
               <w:jc w:val="right"/>
             </w:pPr>
             <w:r>
@@ -26906,6 +26910,7 @@
           </w:tcPr>
           <w:p>
             <w:pPr>
+              <w:keepNext/>
               <w:jc w:val="right"/>
             </w:pPr>
             <w:r>
@@ -26923,6 +26928,7 @@
           </w:tcPr>
           <w:p>
             <w:pPr>
+              <w:keepNext/>
               <w:jc w:val="right"/>
             </w:pPr>
             <w:r>
@@ -26936,11 +26942,17 @@
         </w:tc>
       </w:tr>
       <w:tr>
+        <w:trPr>
+          <w:cantSplit/>
+        </w:trPr>
         <w:tc>
           <w:tcPr>
             <w:tcW w:w="1700" w:type="dxa"/>
           </w:tcPr>
           <w:p>
+            <w:pPr>
+              <w:keepNext/>
+            </w:pPr>
             <w:r>
               <w:rPr>
                 <w:sz w:val="16"/>
@@ -27026,6 +27038,7 @@
           </w:tcPr>
           <w:p>
             <w:pPr>
+              <w:keepNext/>
               <w:jc w:val="right"/>
             </w:pPr>
             <w:r>
@@ -27043,6 +27056,7 @@
           </w:tcPr>
           <w:p>
             <w:pPr>
+              <w:keepNext/>
               <w:jc w:val="right"/>
             </w:pPr>
             <w:r>
@@ -27060,6 +27074,7 @@
           </w:tcPr>
           <w:p>
             <w:pPr>
+              <w:keepNext/>
               <w:jc w:val="right"/>
             </w:pPr>
             <w:r>
@@ -27073,6 +27088,9 @@
         </w:tc>
       </w:tr>
       <w:tr>
+        <w:trPr>
+          <w:cantSplit/>
+        </w:trPr>
         <w:tc>
           <w:tcPr>
             <w:tcW w:w="1700" w:type="dxa"/>
@@ -28397,6 +28415,9 @@
         <w:gridCol w:w="750"/>
       </w:tblGrid>
       <w:tr>
+        <w:trPr>
+          <w:cantSplit/>
+        </w:trPr>
         <w:tc>
           <w:tcPr>
             <w:tcW w:w="600" w:type="dxa"/>
@@ -28406,6 +28427,7 @@
           </w:tcPr>
           <w:p>
             <w:pPr>
+              <w:keepNext/>
               <w:jc w:val="center"/>
               <w:rPr>
                 <w:b/>
@@ -28432,6 +28454,7 @@
           </w:tcPr>
           <w:p>
             <w:pPr>
+              <w:keepNext/>
               <w:jc w:val="center"/>
               <w:rPr>
                 <w:b/>
@@ -28476,6 +28499,7 @@
           </w:tcPr>
           <w:p>
             <w:pPr>
+              <w:keepNext/>
               <w:jc w:val="center"/>
               <w:rPr>
                 <w:b/>
@@ -28520,6 +28544,7 @@
           </w:tcPr>
           <w:p>
             <w:pPr>
+              <w:keepNext/>
               <w:jc w:val="center"/>
               <w:rPr>
                 <w:b/>
@@ -28555,6 +28580,7 @@
           </w:tcPr>
           <w:p>
             <w:pPr>
+              <w:keepNext/>
               <w:jc w:val="center"/>
               <w:rPr>
                 <w:b/>
@@ -28583,11 +28609,17 @@
         </w:tc>
       </w:tr>
       <w:tr>
+        <w:trPr>
+          <w:cantSplit/>
+        </w:trPr>
         <w:tc>
           <w:tcPr>
             <w:tcW w:w="600" w:type="dxa"/>
           </w:tcPr>
           <w:p>
+            <w:pPr>
+              <w:keepNext/>
+            </w:pPr>
             <w:r>
               <w:rPr>
                 <w:sz w:val="16"/>
@@ -28603,6 +28635,7 @@
           </w:tcPr>
           <w:p>
             <w:pPr>
+              <w:keepNext/>
               <w:jc w:val="right"/>
             </w:pPr>
             <w:r>
@@ -28620,6 +28653,7 @@
           </w:tcPr>
           <w:p>
             <w:pPr>
+              <w:keepNext/>
               <w:jc w:val="right"/>
             </w:pPr>
             <w:r>
@@ -28644,6 +28678,7 @@
           </w:tcPr>
           <w:p>
             <w:pPr>
+              <w:keepNext/>
               <w:jc w:val="right"/>
             </w:pPr>
             <w:r>
@@ -28661,6 +28696,7 @@
           </w:tcPr>
           <w:p>
             <w:pPr>
+              <w:keepNext/>
               <w:jc w:val="right"/>
             </w:pPr>
             <w:r>
@@ -28674,11 +28710,17 @@
         </w:tc>
       </w:tr>
       <w:tr>
+        <w:trPr>
+          <w:cantSplit/>
+        </w:trPr>
         <w:tc>
           <w:tcPr>
             <w:tcW w:w="600" w:type="dxa"/>
           </w:tcPr>
           <w:p>
+            <w:pPr>
+              <w:keepNext/>
+            </w:pPr>
             <w:r>
               <w:rPr>
                 <w:sz w:val="16"/>
@@ -28694,6 +28736,7 @@
           </w:tcPr>
           <w:p>
             <w:pPr>
+              <w:keepNext/>
               <w:jc w:val="right"/>
             </w:pPr>
             <w:r>
@@ -28711,6 +28754,7 @@
           </w:tcPr>
           <w:p>
             <w:pPr>
+              <w:keepNext/>
               <w:jc w:val="right"/>
             </w:pPr>
             <w:r>
@@ -28735,6 +28779,7 @@
           </w:tcPr>
           <w:p>
             <w:pPr>
+              <w:keepNext/>
               <w:jc w:val="right"/>
             </w:pPr>
             <w:r>
@@ -28752,6 +28797,7 @@
           </w:tcPr>
           <w:p>
             <w:pPr>
+              <w:keepNext/>
               <w:jc w:val="right"/>
             </w:pPr>
             <w:r>
@@ -28765,11 +28811,17 @@
         </w:tc>
       </w:tr>
       <w:tr>
+        <w:trPr>
+          <w:cantSplit/>
+        </w:trPr>
         <w:tc>
           <w:tcPr>
             <w:tcW w:w="600" w:type="dxa"/>
           </w:tcPr>
           <w:p>
+            <w:pPr>
+              <w:keepNext/>
+            </w:pPr>
             <w:r>
               <w:rPr>
                 <w:sz w:val="16"/>
@@ -28785,6 +28837,7 @@
           </w:tcPr>
           <w:p>
             <w:pPr>
+              <w:keepNext/>
               <w:jc w:val="right"/>
             </w:pPr>
             <w:r>
@@ -28802,6 +28855,7 @@
           </w:tcPr>
           <w:p>
             <w:pPr>
+              <w:keepNext/>
               <w:jc w:val="right"/>
             </w:pPr>
             <w:r>
@@ -28826,6 +28880,7 @@
           </w:tcPr>
           <w:p>
             <w:pPr>
+              <w:keepNext/>
               <w:jc w:val="right"/>
             </w:pPr>
             <w:r>
@@ -28843,6 +28898,7 @@
           </w:tcPr>
           <w:p>
             <w:pPr>
+              <w:keepNext/>
               <w:jc w:val="right"/>
             </w:pPr>
             <w:r>
@@ -28856,11 +28912,17 @@
         </w:tc>
       </w:tr>
       <w:tr>
+        <w:trPr>
+          <w:cantSplit/>
+        </w:trPr>
         <w:tc>
           <w:tcPr>
             <w:tcW w:w="600" w:type="dxa"/>
           </w:tcPr>
           <w:p>
+            <w:pPr>
+              <w:keepNext/>
+            </w:pPr>
             <w:r>
               <w:rPr>
                 <w:sz w:val="16"/>
@@ -28876,6 +28938,7 @@
           </w:tcPr>
           <w:p>
             <w:pPr>
+              <w:keepNext/>
               <w:jc w:val="right"/>
             </w:pPr>
             <w:r>
@@ -28893,6 +28956,7 @@
           </w:tcPr>
           <w:p>
             <w:pPr>
+              <w:keepNext/>
               <w:jc w:val="right"/>
             </w:pPr>
             <w:r>
@@ -28917,6 +28981,7 @@
           </w:tcPr>
           <w:p>
             <w:pPr>
+              <w:keepNext/>
               <w:jc w:val="right"/>
             </w:pPr>
             <w:r>
@@ -28934,6 +28999,7 @@
           </w:tcPr>
           <w:p>
             <w:pPr>
+              <w:keepNext/>
               <w:jc w:val="right"/>
             </w:pPr>
             <w:r>
@@ -28947,6 +29013,9 @@
         </w:tc>
       </w:tr>
       <w:tr>
+        <w:trPr>
+          <w:cantSplit/>
+        </w:trPr>
         <w:tc>
           <w:tcPr>
             <w:tcW w:w="600" w:type="dxa"/>
@@ -31254,6 +31323,9 @@
         <w:gridCol w:w="720"/>
       </w:tblGrid>
       <w:tr>
+        <w:trPr>
+          <w:cantSplit/>
+        </w:trPr>
         <w:tc>
           <w:tcPr>
             <w:tcW w:w="1000" w:type="dxa"/>
@@ -31263,6 +31335,7 @@
           </w:tcPr>
           <w:p>
             <w:pPr>
+              <w:keepNext/>
               <w:jc w:val="center"/>
               <w:rPr>
                 <w:b/>
@@ -31289,6 +31362,7 @@
           </w:tcPr>
           <w:p>
             <w:pPr>
+              <w:keepNext/>
               <w:jc w:val="center"/>
               <w:rPr>
                 <w:b/>
@@ -31333,6 +31407,7 @@
           </w:tcPr>
           <w:p>
             <w:pPr>
+              <w:keepNext/>
               <w:jc w:val="center"/>
               <w:rPr>
                 <w:b/>
@@ -31377,6 +31452,7 @@
           </w:tcPr>
           <w:p>
             <w:pPr>
+              <w:keepNext/>
               <w:jc w:val="center"/>
               <w:rPr>
                 <w:b/>
@@ -31421,6 +31497,7 @@
           </w:tcPr>
           <w:p>
             <w:pPr>
+              <w:keepNext/>
               <w:jc w:val="center"/>
               <w:rPr>
                 <w:b/>
@@ -31465,6 +31542,7 @@
           </w:tcPr>
           <w:p>
             <w:pPr>
+              <w:keepNext/>
               <w:jc w:val="center"/>
               <w:rPr>
                 <w:b/>
@@ -31502,11 +31580,17 @@
         </w:tc>
       </w:tr>
       <w:tr>
+        <w:trPr>
+          <w:cantSplit/>
+        </w:trPr>
         <w:tc>
           <w:tcPr>
             <w:tcW w:w="1000" w:type="dxa"/>
           </w:tcPr>
           <w:p>
+            <w:pPr>
+              <w:keepNext/>
+            </w:pPr>
             <w:r>
               <w:rPr>
                 <w:sz w:val="16"/>
@@ -31522,6 +31606,7 @@
           </w:tcPr>
           <w:p>
             <w:pPr>
+              <w:keepNext/>
               <w:jc w:val="right"/>
             </w:pPr>
             <w:r>
@@ -31539,6 +31624,7 @@
           </w:tcPr>
           <w:p>
             <w:pPr>
+              <w:keepNext/>
               <w:jc w:val="right"/>
             </w:pPr>
             <w:r>
@@ -31556,6 +31642,7 @@
           </w:tcPr>
           <w:p>
             <w:pPr>
+              <w:keepNext/>
               <w:jc w:val="right"/>
             </w:pPr>
             <w:r>
@@ -31573,6 +31660,7 @@
           </w:tcPr>
           <w:p>
             <w:pPr>
+              <w:keepNext/>
               <w:jc w:val="right"/>
             </w:pPr>
             <w:r>
@@ -31590,6 +31678,7 @@
           </w:tcPr>
           <w:p>
             <w:pPr>
+              <w:keepNext/>
               <w:jc w:val="right"/>
             </w:pPr>
             <w:r>
@@ -31603,11 +31692,17 @@
         </w:tc>
       </w:tr>
       <w:tr>
+        <w:trPr>
+          <w:cantSplit/>
+        </w:trPr>
         <w:tc>
           <w:tcPr>
             <w:tcW w:w="1000" w:type="dxa"/>
           </w:tcPr>
           <w:p>
+            <w:pPr>
+              <w:keepNext/>
+            </w:pPr>
             <w:r>
               <w:rPr>
                 <w:sz w:val="16"/>
@@ -31623,6 +31718,7 @@
           </w:tcPr>
           <w:p>
             <w:pPr>
+              <w:keepNext/>
               <w:jc w:val="right"/>
             </w:pPr>
             <w:r>
@@ -31640,6 +31736,7 @@
           </w:tcPr>
           <w:p>
             <w:pPr>
+              <w:keepNext/>
               <w:jc w:val="right"/>
             </w:pPr>
             <w:r>
@@ -31657,6 +31754,7 @@
           </w:tcPr>
           <w:p>
             <w:pPr>
+              <w:keepNext/>
               <w:jc w:val="right"/>
             </w:pPr>
             <w:r>
@@ -31674,6 +31772,7 @@
           </w:tcPr>
           <w:p>
             <w:pPr>
+              <w:keepNext/>
               <w:jc w:val="right"/>
             </w:pPr>
             <w:r>
@@ -31691,6 +31790,7 @@
           </w:tcPr>
           <w:p>
             <w:pPr>
+              <w:keepNext/>
               <w:jc w:val="right"/>
             </w:pPr>
             <w:r>
@@ -31704,6 +31804,9 @@
         </w:tc>
       </w:tr>
       <w:tr>
+        <w:trPr>
+          <w:cantSplit/>
+        </w:trPr>
         <w:tc>
           <w:tcPr>
             <w:tcW w:w="1000" w:type="dxa"/>

--- a/paper/CAST_압축본.docx
+++ b/paper/CAST_압축본.docx
@@ -7072,7 +7072,7 @@
     </w:p>
     <w:p>
       <w:r>
-        <w:t xml:space="preserve">셋째, 유일하게 두 축을 실제로 결합한 시스템인 Caspian조차 작업이 무한정 밀리지 않는다는 보장을 제공하지 않는다. CICS는 프로덕션 배포 사례이나 시간 축에 한정되고, CASPER와 VMware GSLB는 공간 축에 한정되며, CarbonFlex는 용량 제약을 다루지만 단일 클러스터 안에 머문다. Sukprasert 등의 연구는 시스템 구현이 아니라 상한 분석이다. Caspian은 리전과 시간대를 함께 정하고 용량 제약도 다루지만, 매 주기마다 대기·실행 중인 작업 전체를 다시 최적화하는 휴리스틱 배정으로 동작할 뿐, 어떤 작업도 유한 시간 안에 반드시 처리됨을 증명하지는 않는다. 본 연구는 이 보장을 5.5절에서 증명한다.</w:t>
+        <w:t xml:space="preserve">셋째, 유일하게 두 축을 실제로 결합한 시스템인 Caspian조차 작업이 무한정 밀리지 않는다는 보장을 제공하지 않는다. CICS는 프로덕션 배포 사례이나 시간 축에 한정되고, CASPER와 VMware GSLB는 공간 축에 한정되며, CarbonFlex는 용량 제약을 다루지만 단일 클러스터 안에 머문다. Sukprasert 등의 연구는 시스템 구현이 아니라 상한 분석이다. Caspian은 리전과 시간대를 함께 정하고 용량 제약도 다루지만, 매 주기마다 대기·실행 중인 작업 전체를 다시 최적화하는 휴리스틱 배정으로 동작할 뿐, 어떤 작업도 유한 시간 안에 반드시 처리됨을 증명하지는 않는다. 본 연구는 이 보장을 5.6절에서 증명한다.</w:t>
       </w:r>
     </w:p>
     <w:p>
@@ -7637,6 +7637,10 @@
       </w:r>
     </w:p>
     <w:p>
+      <w:pPr>
+        <w:ind w:firstLine="0"/>
+        <w:jc w:val="center"/>
+      </w:pPr>
       <w:r>
         <w:rPr>
           <w:noProof/>
@@ -11116,7 +11120,7 @@
         <w:t>상한은</w:t>
       </w:r>
       <w:r>
-        <w:t xml:space="preserve"> §5.5</w:t>
+        <w:t xml:space="preserve"> §5.6</w:t>
       </w:r>
       <w:r>
         <w:t>에서</w:t>
@@ -11672,7 +11676,7 @@
           <w:sz w:val="22"/>
           <w:szCs w:val="22"/>
         </w:rPr>
-        <w:t xml:space="preserve">5.3 </w:t>
+        <w:t xml:space="preserve">5.4 </w:t>
       </w:r>
       <w:r>
         <w:rPr>
@@ -12081,6 +12085,52 @@
       </w:r>
       <w:r>
         <w:t>.</w:t>
+      </w:r>
+    </w:p>
+    <w:p>
+      <w:pPr>
+        <w:ind w:firstLine="0"/>
+        <w:jc w:val="left"/>
+      </w:pPr>
+      <w:r>
+        <w:rPr>
+          <w:noProof/>
+        </w:rPr>
+        <w:drawing>
+          <wp:inline distT="0" distB="0" distL="0" distR="0" wp14:anchorId="1F5F5843" wp14:editId="27C9B2E5">
+            <wp:extent cx="2730500" cy="2717800"/>
+            <wp:effectExtent l="0" t="0" r="0" b="0"/>
+            <wp:docPr id="960" name="Picture 960"/>
+            <wp:cNvGraphicFramePr>
+              <a:graphicFrameLocks xmlns:a="http://schemas.openxmlformats.org/drawingml/2006/main" noChangeAspect="1"/>
+            </wp:cNvGraphicFramePr>
+            <a:graphic xmlns:a="http://schemas.openxmlformats.org/drawingml/2006/main">
+              <a:graphicData uri="http://schemas.openxmlformats.org/drawingml/2006/picture">
+                <pic:pic xmlns:pic="http://schemas.openxmlformats.org/drawingml/2006/picture">
+                  <pic:nvPicPr>
+                    <pic:cNvPr id="960" name="fig3_loadbalancer.png"/>
+                    <pic:cNvPicPr/>
+                  </pic:nvPicPr>
+                  <pic:blipFill>
+                    <a:blip r:embed="rId45"/>
+                    <a:stretch>
+                      <a:fillRect/>
+                    </a:stretch>
+                  </pic:blipFill>
+                  <pic:spPr>
+                    <a:xfrm>
+                      <a:off x="0" y="0"/>
+                      <a:ext cx="2730500" cy="2717800"/>
+                    </a:xfrm>
+                    <a:prstGeom prst="rect">
+                      <a:avLst/>
+                    </a:prstGeom>
+                  </pic:spPr>
+                </pic:pic>
+              </a:graphicData>
+            </a:graphic>
+          </wp:inline>
+        </w:drawing>
       </w:r>
     </w:p>
     <w:p>
@@ -15530,6 +15580,52 @@
     <w:p>
       <w:pPr>
         <w:ind w:firstLine="0"/>
+        <w:jc w:val="center"/>
+      </w:pPr>
+      <w:r>
+        <w:rPr>
+          <w:noProof/>
+        </w:rPr>
+        <w:drawing>
+          <wp:inline distT="0" distB="0" distL="0" distR="0" wp14:anchorId="7FE0C9A3" wp14:editId="6DA4793C">
+            <wp:extent cx="2730500" cy="2413000"/>
+            <wp:effectExtent l="0" t="0" r="0" b="0"/>
+            <wp:docPr id="901" name="Picture 901"/>
+            <wp:cNvGraphicFramePr>
+              <a:graphicFrameLocks xmlns:a="http://schemas.openxmlformats.org/drawingml/2006/main" noChangeAspect="1"/>
+            </wp:cNvGraphicFramePr>
+            <a:graphic xmlns:a="http://schemas.openxmlformats.org/drawingml/2006/main">
+              <a:graphicData uri="http://schemas.openxmlformats.org/drawingml/2006/picture">
+                <pic:pic xmlns:pic="http://schemas.openxmlformats.org/drawingml/2006/picture">
+                  <pic:nvPicPr>
+                    <pic:cNvPr id="901" name="fig4_pareto.png"/>
+                    <pic:cNvPicPr/>
+                  </pic:nvPicPr>
+                  <pic:blipFill>
+                    <a:blip r:embed="rId46"/>
+                    <a:stretch>
+                      <a:fillRect/>
+                    </a:stretch>
+                  </pic:blipFill>
+                  <pic:spPr>
+                    <a:xfrm>
+                      <a:off x="0" y="0"/>
+                      <a:ext cx="2730500" cy="2413000"/>
+                    </a:xfrm>
+                    <a:prstGeom prst="rect">
+                      <a:avLst/>
+                    </a:prstGeom>
+                  </pic:spPr>
+                </pic:pic>
+              </a:graphicData>
+            </a:graphic>
+          </wp:inline>
+        </w:drawing>
+      </w:r>
+    </w:p>
+    <w:p>
+      <w:pPr>
+        <w:ind w:firstLine="0"/>
         <w:jc w:val="left"/>
         <w:rPr>
           <w:sz w:val="18"/>
@@ -16296,7 +16392,7 @@
           <w:sz w:val="22"/>
           <w:szCs w:val="22"/>
         </w:rPr>
-        <w:t xml:space="preserve">5.4 </w:t>
+        <w:t xml:space="preserve">5.5 </w:t>
       </w:r>
       <w:r>
         <w:rPr>
@@ -18665,7 +18761,7 @@
         <w:t>절</w:t>
       </w:r>
       <w:r>
-        <w:t>(§5.5)</w:t>
+        <w:t>(§5.6)</w:t>
       </w:r>
       <w:r>
         <w:t>에서</w:t>
@@ -18824,6 +18920,52 @@
       </w:r>
       <w:r>
         <w:t>.</w:t>
+      </w:r>
+    </w:p>
+    <w:p>
+      <w:pPr>
+        <w:ind w:firstLine="0"/>
+        <w:jc w:val="left"/>
+      </w:pPr>
+      <w:r>
+        <w:rPr>
+          <w:noProof/>
+        </w:rPr>
+        <w:drawing>
+          <wp:inline distT="0" distB="0" distL="0" distR="0" wp14:anchorId="59CBD8C6" wp14:editId="7C480602">
+            <wp:extent cx="2730500" cy="3048000"/>
+            <wp:effectExtent l="0" t="0" r="0" b="0"/>
+            <wp:docPr id="961" name="Picture 961"/>
+            <wp:cNvGraphicFramePr>
+              <a:graphicFrameLocks xmlns:a="http://schemas.openxmlformats.org/drawingml/2006/main" noChangeAspect="1"/>
+            </wp:cNvGraphicFramePr>
+            <a:graphic xmlns:a="http://schemas.openxmlformats.org/drawingml/2006/main">
+              <a:graphicData uri="http://schemas.openxmlformats.org/drawingml/2006/picture">
+                <pic:pic xmlns:pic="http://schemas.openxmlformats.org/drawingml/2006/picture">
+                  <pic:nvPicPr>
+                    <pic:cNvPr id="961" name="fig4_scheduler.png"/>
+                    <pic:cNvPicPr/>
+                  </pic:nvPicPr>
+                  <pic:blipFill>
+                    <a:blip r:embed="rId47"/>
+                    <a:stretch>
+                      <a:fillRect/>
+                    </a:stretch>
+                  </pic:blipFill>
+                  <pic:spPr>
+                    <a:xfrm>
+                      <a:off x="0" y="0"/>
+                      <a:ext cx="2730500" cy="3048000"/>
+                    </a:xfrm>
+                    <a:prstGeom prst="rect">
+                      <a:avLst/>
+                    </a:prstGeom>
+                  </pic:spPr>
+                </pic:pic>
+              </a:graphicData>
+            </a:graphic>
+          </wp:inline>
+        </w:drawing>
       </w:r>
     </w:p>
     <w:p>
@@ -19205,7 +19347,7 @@
           <w:sz w:val="22"/>
           <w:szCs w:val="22"/>
         </w:rPr>
-        <w:t xml:space="preserve">5.5 </w:t>
+        <w:t xml:space="preserve">5.6 </w:t>
       </w:r>
       <w:r>
         <w:rPr>
@@ -20991,7 +21133,7 @@
         <w:t>는</w:t>
       </w:r>
       <w:r>
-        <w:t xml:space="preserve"> §5.4</w:t>
+        <w:t xml:space="preserve"> §5.5</w:t>
       </w:r>
       <w:r>
         <w:t>의</w:t>
@@ -22641,7 +22783,7 @@
         <w:t>집계한다</w:t>
       </w:r>
       <w:r>
-        <w:t>(§6.3).</w:t>
+        <w:t>(§6.4).</w:t>
       </w:r>
     </w:p>
     <w:p>
@@ -23836,7 +23978,7 @@
           <w:sz w:val="22"/>
           <w:szCs w:val="22"/>
         </w:rPr>
-        <w:t xml:space="preserve">5.6 </w:t>
+        <w:t xml:space="preserve">5.7 </w:t>
       </w:r>
       <w:r>
         <w:rPr>
@@ -26016,7 +26158,7 @@
           <w:sz w:val="22"/>
           <w:szCs w:val="22"/>
         </w:rPr>
-        <w:t xml:space="preserve">6.2 </w:t>
+        <w:t xml:space="preserve">6.3 </w:t>
       </w:r>
       <w:r>
         <w:rPr>
@@ -26280,6 +26422,9 @@
       </w:r>
     </w:p>
     <w:p>
+      <w:pPr>
+        <w:keepNext/>
+      </w:pPr>
       <w:r>
         <w:rPr>
           <w:sz w:val="18"/>
@@ -27237,6 +27382,53 @@
       <w:pPr>
         <w:ind w:firstLine="0"/>
         <w:keepNext/>
+      </w:pPr>
+      <w:r>
+        <w:rPr>
+          <w:noProof/>
+        </w:rPr>
+        <w:lastRenderedPageBreak/>
+        <w:drawing>
+          <wp:inline distT="0" distB="0" distL="0" distR="0" wp14:anchorId="721B7202" wp14:editId="21F1BD86">
+            <wp:extent cx="2730500" cy="3681730"/>
+            <wp:effectExtent l="0" t="0" r="0" b="0"/>
+            <wp:docPr id="964" name="Picture 964"/>
+            <wp:cNvGraphicFramePr>
+              <a:graphicFrameLocks xmlns:a="http://schemas.openxmlformats.org/drawingml/2006/main" noChangeAspect="1"/>
+            </wp:cNvGraphicFramePr>
+            <a:graphic xmlns:a="http://schemas.openxmlformats.org/drawingml/2006/main">
+              <a:graphicData uri="http://schemas.openxmlformats.org/drawingml/2006/picture">
+                <pic:pic xmlns:pic="http://schemas.openxmlformats.org/drawingml/2006/picture">
+                  <pic:nvPicPr>
+                    <pic:cNvPr id="964" name="fig7_comparison.png"/>
+                    <pic:cNvPicPr/>
+                  </pic:nvPicPr>
+                  <pic:blipFill>
+                    <a:blip r:embed="rId48"/>
+                    <a:stretch>
+                      <a:fillRect/>
+                    </a:stretch>
+                  </pic:blipFill>
+                  <pic:spPr>
+                    <a:xfrm>
+                      <a:off x="0" y="0"/>
+                      <a:ext cx="2730500" cy="3681730"/>
+                    </a:xfrm>
+                    <a:prstGeom prst="rect">
+                      <a:avLst/>
+                    </a:prstGeom>
+                  </pic:spPr>
+                </pic:pic>
+              </a:graphicData>
+            </a:graphic>
+          </wp:inline>
+        </w:drawing>
+      </w:r>
+    </w:p>
+    <w:p>
+      <w:pPr>
+        <w:ind w:firstLine="0"/>
+        <w:keepNext/>
         <w:keepLines/>
         <w:jc w:val="left"/>
         <w:rPr>
@@ -28004,7 +28196,7 @@
         <w:t>있는지는</w:t>
       </w:r>
       <w:r>
-        <w:t xml:space="preserve"> 6.3</w:t>
+        <w:t xml:space="preserve"> 6.4</w:t>
       </w:r>
       <w:r>
         <w:t>절에서</w:t>
@@ -28300,6 +28492,9 @@
       </w:r>
     </w:p>
     <w:p>
+      <w:pPr>
+        <w:keepNext/>
+      </w:pPr>
       <w:r>
         <w:rPr>
           <w:sz w:val="18"/>
@@ -29477,7 +29672,7 @@
           <w:sz w:val="22"/>
           <w:szCs w:val="22"/>
         </w:rPr>
-        <w:t xml:space="preserve">6.3 </w:t>
+        <w:t xml:space="preserve">6.4 </w:t>
       </w:r>
       <w:r>
         <w:rPr>
@@ -31221,6 +31416,9 @@
       </w:r>
     </w:p>
     <w:p>
+      <w:pPr>
+        <w:keepNext/>
+      </w:pPr>
       <w:r>
         <w:rPr>
           <w:sz w:val="18"/>
@@ -33207,6 +33405,52 @@
     <w:p>
       <w:pPr>
         <w:ind w:firstLine="0"/>
+        <w:jc w:val="center"/>
+      </w:pPr>
+      <w:r>
+        <w:rPr>
+          <w:noProof/>
+        </w:rPr>
+        <w:drawing>
+          <wp:inline distT="0" distB="0" distL="0" distR="0" wp14:anchorId="52008ED4" wp14:editId="7A7429FD">
+            <wp:extent cx="2730500" cy="2336800"/>
+            <wp:effectExtent l="0" t="0" r="0" b="0"/>
+            <wp:docPr id="962" name="Picture 962"/>
+            <wp:cNvGraphicFramePr>
+              <a:graphicFrameLocks xmlns:a="http://schemas.openxmlformats.org/drawingml/2006/main" noChangeAspect="1"/>
+            </wp:cNvGraphicFramePr>
+            <a:graphic xmlns:a="http://schemas.openxmlformats.org/drawingml/2006/main">
+              <a:graphicData uri="http://schemas.openxmlformats.org/drawingml/2006/picture">
+                <pic:pic xmlns:pic="http://schemas.openxmlformats.org/drawingml/2006/picture">
+                  <pic:nvPicPr>
+                    <pic:cNvPr id="962" name="fig5_concurrency.png"/>
+                    <pic:cNvPicPr/>
+                  </pic:nvPicPr>
+                  <pic:blipFill>
+                    <a:blip r:embed="rId49"/>
+                    <a:stretch>
+                      <a:fillRect/>
+                    </a:stretch>
+                  </pic:blipFill>
+                  <pic:spPr>
+                    <a:xfrm>
+                      <a:off x="0" y="0"/>
+                      <a:ext cx="2730500" cy="2336800"/>
+                    </a:xfrm>
+                    <a:prstGeom prst="rect">
+                      <a:avLst/>
+                    </a:prstGeom>
+                  </pic:spPr>
+                </pic:pic>
+              </a:graphicData>
+            </a:graphic>
+          </wp:inline>
+        </w:drawing>
+      </w:r>
+    </w:p>
+    <w:p>
+      <w:pPr>
+        <w:ind w:firstLine="0"/>
         <w:jc w:val="left"/>
         <w:rPr>
           <w:sz w:val="18"/>
@@ -33625,7 +33869,7 @@
         <w:t>것으로</w:t>
       </w:r>
       <w:r>
-        <w:t>, §6.3</w:t>
+        <w:t>, §6.4</w:t>
       </w:r>
       <w:r>
         <w:t>에서</w:t>

--- a/paper/CAST_압축본.docx
+++ b/paper/CAST_압축본.docx
@@ -26523,6 +26523,7 @@
           </w:tcPr>
           <w:p>
             <w:pPr>
+              <w:ind w:firstLine="0"/>
               <w:keepNext/>
               <w:jc w:val="center"/>
               <w:rPr>
@@ -26550,6 +26551,7 @@
           </w:tcPr>
           <w:p>
             <w:pPr>
+              <w:ind w:firstLine="0"/>
               <w:keepNext/>
               <w:jc w:val="center"/>
               <w:rPr>
@@ -26604,6 +26606,7 @@
           </w:tcPr>
           <w:p>
             <w:pPr>
+              <w:ind w:firstLine="0"/>
               <w:keepNext/>
               <w:jc w:val="center"/>
               <w:rPr>
@@ -26658,6 +26661,7 @@
           </w:tcPr>
           <w:p>
             <w:pPr>
+              <w:ind w:firstLine="0"/>
               <w:keepNext/>
               <w:jc w:val="center"/>
               <w:rPr>
@@ -26714,6 +26718,7 @@
           </w:tcPr>
           <w:p>
             <w:pPr>
+              <w:ind w:firstLine="0"/>
               <w:keepNext/>
             </w:pPr>
             <w:r>
@@ -26780,6 +26785,7 @@
           </w:tcPr>
           <w:p>
             <w:pPr>
+              <w:ind w:firstLine="0"/>
               <w:keepNext/>
               <w:jc w:val="right"/>
             </w:pPr>
@@ -26798,6 +26804,7 @@
           </w:tcPr>
           <w:p>
             <w:pPr>
+              <w:ind w:firstLine="0"/>
               <w:keepNext/>
               <w:jc w:val="right"/>
             </w:pPr>
@@ -26816,6 +26823,7 @@
           </w:tcPr>
           <w:p>
             <w:pPr>
+              <w:ind w:firstLine="0"/>
               <w:keepNext/>
               <w:jc w:val="right"/>
             </w:pPr>
@@ -26839,6 +26847,7 @@
           </w:tcPr>
           <w:p>
             <w:pPr>
+              <w:ind w:firstLine="0"/>
               <w:keepNext/>
             </w:pPr>
             <w:r>
@@ -26905,6 +26914,7 @@
           </w:tcPr>
           <w:p>
             <w:pPr>
+              <w:ind w:firstLine="0"/>
               <w:keepNext/>
               <w:jc w:val="right"/>
             </w:pPr>
@@ -26923,6 +26933,7 @@
           </w:tcPr>
           <w:p>
             <w:pPr>
+              <w:ind w:firstLine="0"/>
               <w:keepNext/>
               <w:jc w:val="right"/>
             </w:pPr>
@@ -26941,6 +26952,7 @@
           </w:tcPr>
           <w:p>
             <w:pPr>
+              <w:ind w:firstLine="0"/>
               <w:keepNext/>
               <w:jc w:val="right"/>
             </w:pPr>
@@ -26964,6 +26976,7 @@
           </w:tcPr>
           <w:p>
             <w:pPr>
+              <w:ind w:firstLine="0"/>
               <w:keepNext/>
             </w:pPr>
             <w:r>
@@ -27037,6 +27050,7 @@
           </w:tcPr>
           <w:p>
             <w:pPr>
+              <w:ind w:firstLine="0"/>
               <w:keepNext/>
               <w:jc w:val="right"/>
             </w:pPr>
@@ -27055,6 +27069,7 @@
           </w:tcPr>
           <w:p>
             <w:pPr>
+              <w:ind w:firstLine="0"/>
               <w:keepNext/>
               <w:jc w:val="right"/>
             </w:pPr>
@@ -27073,6 +27088,7 @@
           </w:tcPr>
           <w:p>
             <w:pPr>
+              <w:ind w:firstLine="0"/>
               <w:keepNext/>
               <w:jc w:val="right"/>
             </w:pPr>
@@ -27096,6 +27112,7 @@
           </w:tcPr>
           <w:p>
             <w:pPr>
+              <w:ind w:firstLine="0"/>
               <w:keepNext/>
             </w:pPr>
             <w:r>
@@ -27183,6 +27200,7 @@
           </w:tcPr>
           <w:p>
             <w:pPr>
+              <w:ind w:firstLine="0"/>
               <w:keepNext/>
               <w:jc w:val="right"/>
             </w:pPr>
@@ -27201,6 +27219,7 @@
           </w:tcPr>
           <w:p>
             <w:pPr>
+              <w:ind w:firstLine="0"/>
               <w:keepNext/>
               <w:jc w:val="right"/>
             </w:pPr>
@@ -27219,6 +27238,7 @@
           </w:tcPr>
           <w:p>
             <w:pPr>
+              <w:ind w:firstLine="0"/>
               <w:keepNext/>
               <w:jc w:val="right"/>
             </w:pPr>
@@ -27241,6 +27261,9 @@
             <w:tcW w:w="1700" w:type="dxa"/>
           </w:tcPr>
           <w:p>
+            <w:pPr>
+              <w:ind w:firstLine="0"/>
+            </w:pPr>
             <w:r>
               <w:rPr>
                 <w:sz w:val="16"/>
@@ -27326,6 +27349,7 @@
           </w:tcPr>
           <w:p>
             <w:pPr>
+              <w:ind w:firstLine="0"/>
               <w:jc w:val="right"/>
             </w:pPr>
             <w:r>
@@ -27343,6 +27367,7 @@
           </w:tcPr>
           <w:p>
             <w:pPr>
+              <w:ind w:firstLine="0"/>
               <w:jc w:val="right"/>
             </w:pPr>
             <w:r>
@@ -27360,6 +27385,7 @@
           </w:tcPr>
           <w:p>
             <w:pPr>
+              <w:ind w:firstLine="0"/>
               <w:jc w:val="right"/>
             </w:pPr>
             <w:r>
@@ -28622,6 +28648,7 @@
           </w:tcPr>
           <w:p>
             <w:pPr>
+              <w:ind w:firstLine="0"/>
               <w:keepNext/>
               <w:jc w:val="center"/>
               <w:rPr>
@@ -28649,6 +28676,7 @@
           </w:tcPr>
           <w:p>
             <w:pPr>
+              <w:ind w:firstLine="0"/>
               <w:keepNext/>
               <w:jc w:val="center"/>
               <w:rPr>
@@ -28694,6 +28722,7 @@
           </w:tcPr>
           <w:p>
             <w:pPr>
+              <w:ind w:firstLine="0"/>
               <w:keepNext/>
               <w:jc w:val="center"/>
               <w:rPr>
@@ -28739,6 +28768,7 @@
           </w:tcPr>
           <w:p>
             <w:pPr>
+              <w:ind w:firstLine="0"/>
               <w:keepNext/>
               <w:jc w:val="center"/>
               <w:rPr>
@@ -28775,6 +28805,7 @@
           </w:tcPr>
           <w:p>
             <w:pPr>
+              <w:ind w:firstLine="0"/>
               <w:keepNext/>
               <w:jc w:val="center"/>
               <w:rPr>
@@ -28813,6 +28844,7 @@
           </w:tcPr>
           <w:p>
             <w:pPr>
+              <w:ind w:firstLine="0"/>
               <w:keepNext/>
             </w:pPr>
             <w:r>
@@ -28830,6 +28862,7 @@
           </w:tcPr>
           <w:p>
             <w:pPr>
+              <w:ind w:firstLine="0"/>
               <w:keepNext/>
               <w:jc w:val="right"/>
             </w:pPr>
@@ -28848,6 +28881,7 @@
           </w:tcPr>
           <w:p>
             <w:pPr>
+              <w:ind w:firstLine="0"/>
               <w:keepNext/>
               <w:jc w:val="right"/>
             </w:pPr>
@@ -28873,6 +28907,7 @@
           </w:tcPr>
           <w:p>
             <w:pPr>
+              <w:ind w:firstLine="0"/>
               <w:keepNext/>
               <w:jc w:val="right"/>
             </w:pPr>
@@ -28891,6 +28926,7 @@
           </w:tcPr>
           <w:p>
             <w:pPr>
+              <w:ind w:firstLine="0"/>
               <w:keepNext/>
               <w:jc w:val="right"/>
             </w:pPr>
@@ -28914,6 +28950,7 @@
           </w:tcPr>
           <w:p>
             <w:pPr>
+              <w:ind w:firstLine="0"/>
               <w:keepNext/>
             </w:pPr>
             <w:r>
@@ -28931,6 +28968,7 @@
           </w:tcPr>
           <w:p>
             <w:pPr>
+              <w:ind w:firstLine="0"/>
               <w:keepNext/>
               <w:jc w:val="right"/>
             </w:pPr>
@@ -28949,6 +28987,7 @@
           </w:tcPr>
           <w:p>
             <w:pPr>
+              <w:ind w:firstLine="0"/>
               <w:keepNext/>
               <w:jc w:val="right"/>
             </w:pPr>
@@ -28974,6 +29013,7 @@
           </w:tcPr>
           <w:p>
             <w:pPr>
+              <w:ind w:firstLine="0"/>
               <w:keepNext/>
               <w:jc w:val="right"/>
             </w:pPr>
@@ -28992,6 +29032,7 @@
           </w:tcPr>
           <w:p>
             <w:pPr>
+              <w:ind w:firstLine="0"/>
               <w:keepNext/>
               <w:jc w:val="right"/>
             </w:pPr>
@@ -29015,6 +29056,7 @@
           </w:tcPr>
           <w:p>
             <w:pPr>
+              <w:ind w:firstLine="0"/>
               <w:keepNext/>
             </w:pPr>
             <w:r>
@@ -29032,6 +29074,7 @@
           </w:tcPr>
           <w:p>
             <w:pPr>
+              <w:ind w:firstLine="0"/>
               <w:keepNext/>
               <w:jc w:val="right"/>
             </w:pPr>
@@ -29050,6 +29093,7 @@
           </w:tcPr>
           <w:p>
             <w:pPr>
+              <w:ind w:firstLine="0"/>
               <w:keepNext/>
               <w:jc w:val="right"/>
             </w:pPr>
@@ -29075,6 +29119,7 @@
           </w:tcPr>
           <w:p>
             <w:pPr>
+              <w:ind w:firstLine="0"/>
               <w:keepNext/>
               <w:jc w:val="right"/>
             </w:pPr>
@@ -29093,6 +29138,7 @@
           </w:tcPr>
           <w:p>
             <w:pPr>
+              <w:ind w:firstLine="0"/>
               <w:keepNext/>
               <w:jc w:val="right"/>
             </w:pPr>
@@ -29116,6 +29162,7 @@
           </w:tcPr>
           <w:p>
             <w:pPr>
+              <w:ind w:firstLine="0"/>
               <w:keepNext/>
             </w:pPr>
             <w:r>
@@ -29133,6 +29180,7 @@
           </w:tcPr>
           <w:p>
             <w:pPr>
+              <w:ind w:firstLine="0"/>
               <w:keepNext/>
               <w:jc w:val="right"/>
             </w:pPr>
@@ -29151,6 +29199,7 @@
           </w:tcPr>
           <w:p>
             <w:pPr>
+              <w:ind w:firstLine="0"/>
               <w:keepNext/>
               <w:jc w:val="right"/>
             </w:pPr>
@@ -29176,6 +29225,7 @@
           </w:tcPr>
           <w:p>
             <w:pPr>
+              <w:ind w:firstLine="0"/>
               <w:keepNext/>
               <w:jc w:val="right"/>
             </w:pPr>
@@ -29194,6 +29244,7 @@
           </w:tcPr>
           <w:p>
             <w:pPr>
+              <w:ind w:firstLine="0"/>
               <w:keepNext/>
               <w:jc w:val="right"/>
             </w:pPr>
@@ -29216,6 +29267,9 @@
             <w:tcW w:w="600" w:type="dxa"/>
           </w:tcPr>
           <w:p>
+            <w:pPr>
+              <w:ind w:firstLine="0"/>
+            </w:pPr>
             <w:r>
               <w:rPr>
                 <w:sz w:val="16"/>
@@ -29231,6 +29285,7 @@
           </w:tcPr>
           <w:p>
             <w:pPr>
+              <w:ind w:firstLine="0"/>
               <w:jc w:val="right"/>
             </w:pPr>
             <w:r>
@@ -29248,6 +29303,7 @@
           </w:tcPr>
           <w:p>
             <w:pPr>
+              <w:ind w:firstLine="0"/>
               <w:jc w:val="right"/>
             </w:pPr>
             <w:r>
@@ -29272,6 +29328,7 @@
           </w:tcPr>
           <w:p>
             <w:pPr>
+              <w:ind w:firstLine="0"/>
               <w:jc w:val="right"/>
             </w:pPr>
             <w:r>
@@ -29289,6 +29346,7 @@
           </w:tcPr>
           <w:p>
             <w:pPr>
+              <w:ind w:firstLine="0"/>
               <w:jc w:val="right"/>
             </w:pPr>
             <w:r>
@@ -31533,6 +31591,7 @@
           </w:tcPr>
           <w:p>
             <w:pPr>
+              <w:ind w:firstLine="0"/>
               <w:keepNext/>
               <w:jc w:val="center"/>
               <w:rPr>
@@ -31560,6 +31619,7 @@
           </w:tcPr>
           <w:p>
             <w:pPr>
+              <w:ind w:firstLine="0"/>
               <w:keepNext/>
               <w:jc w:val="center"/>
               <w:rPr>
@@ -31605,6 +31665,7 @@
           </w:tcPr>
           <w:p>
             <w:pPr>
+              <w:ind w:firstLine="0"/>
               <w:keepNext/>
               <w:jc w:val="center"/>
               <w:rPr>
@@ -31650,6 +31711,7 @@
           </w:tcPr>
           <w:p>
             <w:pPr>
+              <w:ind w:firstLine="0"/>
               <w:keepNext/>
               <w:jc w:val="center"/>
               <w:rPr>
@@ -31695,6 +31757,7 @@
           </w:tcPr>
           <w:p>
             <w:pPr>
+              <w:ind w:firstLine="0"/>
               <w:keepNext/>
               <w:jc w:val="center"/>
               <w:rPr>
@@ -31740,6 +31803,7 @@
           </w:tcPr>
           <w:p>
             <w:pPr>
+              <w:ind w:firstLine="0"/>
               <w:keepNext/>
               <w:jc w:val="center"/>
               <w:rPr>
@@ -31787,6 +31851,7 @@
           </w:tcPr>
           <w:p>
             <w:pPr>
+              <w:ind w:firstLine="0"/>
               <w:keepNext/>
             </w:pPr>
             <w:r>
@@ -31804,6 +31869,7 @@
           </w:tcPr>
           <w:p>
             <w:pPr>
+              <w:ind w:firstLine="0"/>
               <w:keepNext/>
               <w:jc w:val="right"/>
             </w:pPr>
@@ -31822,6 +31888,7 @@
           </w:tcPr>
           <w:p>
             <w:pPr>
+              <w:ind w:firstLine="0"/>
               <w:keepNext/>
               <w:jc w:val="right"/>
             </w:pPr>
@@ -31840,6 +31907,7 @@
           </w:tcPr>
           <w:p>
             <w:pPr>
+              <w:ind w:firstLine="0"/>
               <w:keepNext/>
               <w:jc w:val="right"/>
             </w:pPr>
@@ -31858,6 +31926,7 @@
           </w:tcPr>
           <w:p>
             <w:pPr>
+              <w:ind w:firstLine="0"/>
               <w:keepNext/>
               <w:jc w:val="right"/>
             </w:pPr>
@@ -31876,6 +31945,7 @@
           </w:tcPr>
           <w:p>
             <w:pPr>
+              <w:ind w:firstLine="0"/>
               <w:keepNext/>
               <w:jc w:val="right"/>
             </w:pPr>
@@ -31899,6 +31969,7 @@
           </w:tcPr>
           <w:p>
             <w:pPr>
+              <w:ind w:firstLine="0"/>
               <w:keepNext/>
             </w:pPr>
             <w:r>
@@ -31916,6 +31987,7 @@
           </w:tcPr>
           <w:p>
             <w:pPr>
+              <w:ind w:firstLine="0"/>
               <w:keepNext/>
               <w:jc w:val="right"/>
             </w:pPr>
@@ -31934,6 +32006,7 @@
           </w:tcPr>
           <w:p>
             <w:pPr>
+              <w:ind w:firstLine="0"/>
               <w:keepNext/>
               <w:jc w:val="right"/>
             </w:pPr>
@@ -31952,6 +32025,7 @@
           </w:tcPr>
           <w:p>
             <w:pPr>
+              <w:ind w:firstLine="0"/>
               <w:keepNext/>
               <w:jc w:val="right"/>
             </w:pPr>
@@ -31970,6 +32044,7 @@
           </w:tcPr>
           <w:p>
             <w:pPr>
+              <w:ind w:firstLine="0"/>
               <w:keepNext/>
               <w:jc w:val="right"/>
             </w:pPr>
@@ -31988,6 +32063,7 @@
           </w:tcPr>
           <w:p>
             <w:pPr>
+              <w:ind w:firstLine="0"/>
               <w:keepNext/>
               <w:jc w:val="right"/>
             </w:pPr>
@@ -32010,6 +32086,9 @@
             <w:tcW w:w="1000" w:type="dxa"/>
           </w:tcPr>
           <w:p>
+            <w:pPr>
+              <w:ind w:firstLine="0"/>
+            </w:pPr>
             <w:r>
               <w:rPr>
                 <w:sz w:val="16"/>
@@ -32053,6 +32132,7 @@
           </w:tcPr>
           <w:p>
             <w:pPr>
+              <w:ind w:firstLine="0"/>
               <w:jc w:val="right"/>
             </w:pPr>
             <w:r>
@@ -32070,6 +32150,7 @@
           </w:tcPr>
           <w:p>
             <w:pPr>
+              <w:ind w:firstLine="0"/>
               <w:jc w:val="right"/>
             </w:pPr>
             <w:r>
@@ -32094,6 +32175,7 @@
           </w:tcPr>
           <w:p>
             <w:pPr>
+              <w:ind w:firstLine="0"/>
               <w:jc w:val="right"/>
             </w:pPr>
             <w:r>
@@ -32111,6 +32193,7 @@
           </w:tcPr>
           <w:p>
             <w:pPr>
+              <w:ind w:firstLine="0"/>
               <w:jc w:val="right"/>
             </w:pPr>
             <w:r>
@@ -32128,6 +32211,7 @@
           </w:tcPr>
           <w:p>
             <w:pPr>
+              <w:ind w:firstLine="0"/>
               <w:jc w:val="right"/>
             </w:pPr>
             <w:r>

--- a/paper/CAST_압축본.docx
+++ b/paper/CAST_압축본.docx
@@ -12693,10 +12693,9 @@
                 </m:ctrlPr>
               </m:sSubPr>
               <m:e>
-                <m:groupChr>
-                  <m:groupChrPr>
+                <m:acc>
+                  <m:accPr>
                     <m:chr m:val="̃"/>
-                    <m:pos m:val="top"/>
                     <m:ctrlPr>
                       <w:rPr>
                         <w:rFonts w:ascii="Cambria Math" w:hAnsi="Cambria Math"/>
@@ -12704,7 +12703,7 @@
                         <w:szCs w:val="16"/>
                       </w:rPr>
                     </m:ctrlPr>
-                  </m:groupChrPr>
+                  </m:accPr>
                   <m:e>
                     <m:box>
                       <m:boxPr>
@@ -12728,7 +12727,7 @@
                       </m:e>
                     </m:box>
                   </m:e>
-                </m:groupChr>
+                </m:acc>
               </m:e>
               <m:sub>
                 <m:r>
@@ -12785,10 +12784,9 @@
                         </m:ctrlPr>
                       </m:sSubPr>
                       <m:e>
-                        <m:groupChr>
-                          <m:groupChrPr>
+                        <m:acc>
+                          <m:accPr>
                             <m:chr m:val="̂"/>
-                            <m:pos m:val="top"/>
                             <m:ctrlPr>
                               <w:rPr>
                                 <w:rFonts w:ascii="Cambria Math" w:hAnsi="Cambria Math"/>
@@ -12796,7 +12794,7 @@
                                 <w:szCs w:val="16"/>
                               </w:rPr>
                             </m:ctrlPr>
-                          </m:groupChrPr>
+                          </m:accPr>
                           <m:e>
                             <m:box>
                               <m:boxPr>
@@ -12820,7 +12818,7 @@
                               </m:e>
                             </m:box>
                           </m:e>
-                        </m:groupChr>
+                        </m:acc>
                       </m:e>
                       <m:sub>
                         <m:r>
@@ -12929,10 +12927,9 @@
                         </m:ctrlPr>
                       </m:sSubPr>
                       <m:e>
-                        <m:groupChr>
-                          <m:groupChrPr>
+                        <m:acc>
+                          <m:accPr>
                             <m:chr m:val="̂"/>
-                            <m:pos m:val="top"/>
                             <m:ctrlPr>
                               <w:rPr>
                                 <w:rFonts w:ascii="Cambria Math" w:hAnsi="Cambria Math"/>
@@ -12940,7 +12937,7 @@
                                 <w:szCs w:val="16"/>
                               </w:rPr>
                             </m:ctrlPr>
-                          </m:groupChrPr>
+                          </m:accPr>
                           <m:e>
                             <m:box>
                               <m:boxPr>
@@ -12964,7 +12961,7 @@
                               </m:e>
                             </m:box>
                           </m:e>
-                        </m:groupChr>
+                        </m:acc>
                       </m:e>
                       <m:sub>
                         <m:box>
@@ -13039,10 +13036,9 @@
                 </m:ctrlPr>
               </m:sSubPr>
               <m:e>
-                <m:groupChr>
-                  <m:groupChrPr>
+                <m:acc>
+                  <m:accPr>
                     <m:chr m:val="̃"/>
-                    <m:pos m:val="top"/>
                     <m:ctrlPr>
                       <w:rPr>
                         <w:rFonts w:ascii="Cambria Math" w:hAnsi="Cambria Math"/>
@@ -13050,7 +13046,7 @@
                         <w:szCs w:val="16"/>
                       </w:rPr>
                     </m:ctrlPr>
-                  </m:groupChrPr>
+                  </m:accPr>
                   <m:e>
                     <m:box>
                       <m:boxPr>
@@ -13077,7 +13073,7 @@
                       </m:e>
                     </m:box>
                   </m:e>
-                </m:groupChr>
+                </m:acc>
               </m:e>
               <m:sub>
                 <m:box>
@@ -13684,10 +13680,9 @@
                                     </m:ctrlPr>
                                   </m:sSubPr>
                                   <m:e>
-                                    <m:groupChr>
-                                      <m:groupChrPr>
+                                    <m:acc>
+                                      <m:accPr>
                                         <m:chr m:val="̃"/>
-                                        <m:pos m:val="top"/>
                                         <m:ctrlPr>
                                           <w:rPr>
                                             <w:rFonts w:ascii="Cambria Math" w:hAnsi="Cambria Math"/>
@@ -13695,7 +13690,7 @@
                                             <w:szCs w:val="16"/>
                                           </w:rPr>
                                         </m:ctrlPr>
-                                      </m:groupChrPr>
+                                      </m:accPr>
                                       <m:e>
                                         <m:box>
                                           <m:boxPr>
@@ -13719,7 +13714,7 @@
                                           </m:e>
                                         </m:box>
                                       </m:e>
-                                    </m:groupChr>
+                                    </m:acc>
                                   </m:e>
                                   <m:sub>
                                     <m:r>
@@ -13773,10 +13768,9 @@
                                     </m:ctrlPr>
                                   </m:sSubPr>
                                   <m:e>
-                                    <m:groupChr>
-                                      <m:groupChrPr>
+                                    <m:acc>
+                                      <m:accPr>
                                         <m:chr m:val="̃"/>
-                                        <m:pos m:val="top"/>
                                         <m:ctrlPr>
                                           <w:rPr>
                                             <w:rFonts w:ascii="Cambria Math" w:hAnsi="Cambria Math"/>
@@ -13784,7 +13778,7 @@
                                             <w:szCs w:val="16"/>
                                           </w:rPr>
                                         </m:ctrlPr>
-                                      </m:groupChrPr>
+                                      </m:accPr>
                                       <m:e>
                                         <m:box>
                                           <m:boxPr>
@@ -13811,7 +13805,7 @@
                                           </m:e>
                                         </m:box>
                                       </m:e>
-                                    </m:groupChr>
+                                    </m:acc>
                                   </m:e>
                                   <m:sub>
                                     <m:box>
@@ -15131,10 +15125,9 @@
                         </m:ctrlPr>
                       </m:boxPr>
                       <m:e>
-                        <m:groupChr>
-                          <m:groupChrPr>
+                        <m:acc>
+                          <m:accPr>
                             <m:chr m:val="̃"/>
-                            <m:pos m:val="top"/>
                             <m:ctrlPr>
                               <w:rPr>
                                 <w:rFonts w:ascii="Cambria Math" w:hAnsi="Cambria Math"/>
@@ -15142,7 +15135,7 @@
                                 <w:szCs w:val="16"/>
                               </w:rPr>
                             </m:ctrlPr>
-                          </m:groupChrPr>
+                          </m:accPr>
                           <m:e>
                             <m:box>
                               <m:boxPr>
@@ -15166,7 +15159,7 @@
                               </m:e>
                             </m:box>
                           </m:e>
-                        </m:groupChr>
+                        </m:acc>
                         <m:r>
                           <m:rPr>
                             <m:sty m:val="p"/>
@@ -15247,10 +15240,9 @@
                           </w:rPr>
                           <m:t>+</m:t>
                         </m:r>
-                        <m:groupChr>
-                          <m:groupChrPr>
+                        <m:acc>
+                          <m:accPr>
                             <m:chr m:val="̃"/>
-                            <m:pos m:val="top"/>
                             <m:ctrlPr>
                               <w:rPr>
                                 <w:rFonts w:ascii="Cambria Math" w:hAnsi="Cambria Math"/>
@@ -15258,7 +15250,7 @@
                                 <w:szCs w:val="16"/>
                               </w:rPr>
                             </m:ctrlPr>
-                          </m:groupChrPr>
+                          </m:accPr>
                           <m:e>
                             <m:box>
                               <m:boxPr>
@@ -15282,7 +15274,7 @@
                               </m:e>
                             </m:box>
                           </m:e>
-                        </m:groupChr>
+                        </m:acc>
                         <m:r>
                           <m:rPr>
                             <m:sty m:val="p"/>
@@ -15372,8 +15364,6 @@
       </w:r>
       <w:r>
         <w:rPr>
-          <w:i/>
-          <w:iCs/>
           <w:sz w:val="18"/>
           <w:szCs w:val="18"/>
         </w:rPr>
@@ -15390,8 +15380,6 @@
       </w:r>
       <w:r>
         <w:rPr>
-          <w:i/>
-          <w:iCs/>
           <w:sz w:val="18"/>
           <w:szCs w:val="18"/>
         </w:rPr>
@@ -15408,8 +15396,6 @@
       </w:r>
       <w:r>
         <w:rPr>
-          <w:i/>
-          <w:iCs/>
           <w:sz w:val="18"/>
           <w:szCs w:val="18"/>
         </w:rPr>
@@ -15426,8 +15412,6 @@
       </w:r>
       <w:r>
         <w:rPr>
-          <w:i/>
-          <w:iCs/>
           <w:sz w:val="18"/>
           <w:szCs w:val="18"/>
         </w:rPr>
@@ -15444,8 +15428,6 @@
       </w:r>
       <w:r>
         <w:rPr>
-          <w:i/>
-          <w:iCs/>
           <w:sz w:val="18"/>
           <w:szCs w:val="18"/>
         </w:rPr>
@@ -15462,8 +15444,6 @@
       </w:r>
       <w:r>
         <w:rPr>
-          <w:i/>
-          <w:iCs/>
           <w:sz w:val="18"/>
           <w:szCs w:val="18"/>
         </w:rPr>
@@ -16868,10 +16848,9 @@
             </m:ctrlPr>
           </m:boxPr>
           <m:e>
-            <m:groupChr>
-              <m:groupChrPr>
+            <m:acc>
+              <m:accPr>
                 <m:chr m:val="̂"/>
-                <m:pos m:val="top"/>
                 <m:ctrlPr>
                   <w:rPr>
                     <w:rFonts w:ascii="Cambria Math" w:hAnsi="Cambria Math"/>
@@ -16879,7 +16858,7 @@
                     <w:szCs w:val="16"/>
                   </w:rPr>
                 </m:ctrlPr>
-              </m:groupChrPr>
+              </m:accPr>
               <m:e>
                 <m:box>
                   <m:boxPr>
@@ -16903,7 +16882,7 @@
                   </m:e>
                 </m:box>
               </m:e>
-            </m:groupChr>
+            </m:acc>
             <m:r>
               <m:rPr>
                 <m:sty m:val="p"/>
@@ -16956,10 +16935,9 @@
                     </m:ctrlPr>
                   </m:boxPr>
                   <m:e>
-                    <m:groupChr>
-                      <m:groupChrPr>
+                    <m:acc>
+                      <m:accPr>
                         <m:chr m:val="¯"/>
-                        <m:pos m:val="top"/>
                         <m:ctrlPr>
                           <w:rPr>
                             <w:rFonts w:ascii="Cambria Math" w:hAnsi="Cambria Math"/>
@@ -16967,7 +16945,7 @@
                             <w:szCs w:val="16"/>
                           </w:rPr>
                         </m:ctrlPr>
-                      </m:groupChrPr>
+                      </m:accPr>
                       <m:e>
                         <m:box>
                           <m:boxPr>
@@ -16991,7 +16969,7 @@
                           </m:e>
                         </m:box>
                       </m:e>
-                    </m:groupChr>
+                    </m:acc>
                     <m:r>
                       <m:rPr>
                         <m:sty m:val="p"/>
@@ -17204,10 +17182,9 @@
               </w:rPr>
               <m:t>,</m:t>
             </m:r>
-            <m:groupChr>
-              <m:groupChrPr>
+            <m:acc>
+              <m:accPr>
                 <m:chr m:val="̂"/>
-                <m:pos m:val="top"/>
                 <m:ctrlPr>
                   <w:rPr>
                     <w:rFonts w:ascii="Cambria Math" w:hAnsi="Cambria Math"/>
@@ -17215,7 +17192,7 @@
                     <w:szCs w:val="16"/>
                   </w:rPr>
                 </m:ctrlPr>
-              </m:groupChrPr>
+              </m:accPr>
               <m:e>
                 <m:box>
                   <m:boxPr>
@@ -17239,7 +17216,7 @@
                   </m:e>
                 </m:box>
               </m:e>
-            </m:groupChr>
+            </m:acc>
             <m:r>
               <m:rPr>
                 <m:sty m:val="p"/>
@@ -17585,10 +17562,9 @@
               </w:rPr>
               <m:t>)</m:t>
             </m:r>
-            <m:groupChr>
-              <m:groupChrPr>
+            <m:acc>
+              <m:accPr>
                 <m:chr m:val="̂"/>
-                <m:pos m:val="top"/>
                 <m:ctrlPr>
                   <w:rPr>
                     <w:rFonts w:ascii="Cambria Math" w:hAnsi="Cambria Math"/>
@@ -17596,7 +17572,7 @@
                     <w:szCs w:val="16"/>
                   </w:rPr>
                 </m:ctrlPr>
-              </m:groupChrPr>
+              </m:accPr>
               <m:e>
                 <m:box>
                   <m:boxPr>
@@ -17620,7 +17596,7 @@
                   </m:e>
                 </m:box>
               </m:e>
-            </m:groupChr>
+            </m:acc>
             <m:r>
               <m:rPr>
                 <m:sty m:val="p"/>
@@ -17726,10 +17702,9 @@
                 </m:box>
               </m:e>
             </m:d>
-            <m:groupChr>
-              <m:groupChrPr>
+            <m:acc>
+              <m:accPr>
                 <m:chr m:val="̂"/>
-                <m:pos m:val="top"/>
                 <m:ctrlPr>
                   <w:rPr>
                     <w:rFonts w:ascii="Cambria Math" w:hAnsi="Cambria Math"/>
@@ -17737,7 +17712,7 @@
                     <w:szCs w:val="16"/>
                   </w:rPr>
                 </m:ctrlPr>
-              </m:groupChrPr>
+              </m:accPr>
               <m:e>
                 <m:box>
                   <m:boxPr>
@@ -17761,7 +17736,7 @@
                   </m:e>
                 </m:box>
               </m:e>
-            </m:groupChr>
+            </m:acc>
             <m:r>
               <m:rPr>
                 <m:sty m:val="p"/>
@@ -21906,8 +21881,6 @@
       </w:r>
       <w:r>
         <w:rPr>
-          <w:i/>
-          <w:iCs/>
           <w:sz w:val="18"/>
           <w:szCs w:val="18"/>
         </w:rPr>
@@ -21924,8 +21897,6 @@
       </w:r>
       <w:r>
         <w:rPr>
-          <w:i/>
-          <w:iCs/>
           <w:sz w:val="18"/>
           <w:szCs w:val="18"/>
         </w:rPr>
@@ -21942,8 +21913,6 @@
       </w:r>
       <w:r>
         <w:rPr>
-          <w:i/>
-          <w:iCs/>
           <w:sz w:val="18"/>
           <w:szCs w:val="18"/>
         </w:rPr>

--- a/paper/CAST_압축본.docx
+++ b/paper/CAST_압축본.docx
@@ -23113,7 +23113,18 @@
           <w:sz w:val="15"/>
           <w:szCs w:val="15"/>
         </w:rPr>
-        <w:t>10:       if argmin_(t'∈W_j(t)) score_j(t') = max(t,s_j) then</w:t>
+        <w:t>10:       if argmin_(t'∈W_j(t)) score_j(t')</w:t>
+      </w:r>
+      <w:r>
+        <w:br/>
+      </w:r>
+      <w:r>
+        <w:rPr>
+          <w:rFonts w:ascii="Courier New" w:hAnsi="Courier New"/>
+          <w:sz w:val="15"/>
+          <w:szCs w:val="15"/>
+        </w:rPr>
+        <w:t xml:space="preserve">             = max(t, s_j) then</w:t>
       </w:r>
       <w:r>
         <w:br/>

--- a/paper/CAST_압축본.docx
+++ b/paper/CAST_압축본.docx
@@ -7164,6 +7164,16 @@
       </w:r>
     </w:p>
     <w:p>
+      <w:pPr>
+        <w:sectPr>
+          <w:footerReference w:type="default" r:id="rId51"/>
+          <w:type w:val="continuous"/>
+          <w:pgSz w:w="11909" w:h="16834"/>
+          <w:pgMar w:top="1440" w:right="1440" w:bottom="1440" w:left="1440" w:header="720" w:footer="720" w:gutter="0"/>
+          <w:pgNumType w:start="1"/>
+          <w:cols w:num="2" w:space="425"/>
+        </w:sectPr>
+      </w:pPr>
       <w:r>
         <w:t>CAST</w:t>
       </w:r>
@@ -7699,6 +7709,14 @@
           <w:sz w:val="18"/>
           <w:szCs w:val="18"/>
         </w:rPr>
+        <w:sectPr>
+          <w:footerReference w:type="default" r:id="rId51"/>
+          <w:type w:val="continuous"/>
+          <w:pgSz w:w="11909" w:h="16834"/>
+          <w:pgMar w:top="1440" w:right="1440" w:bottom="1440" w:left="1440" w:header="720" w:footer="720" w:gutter="0"/>
+          <w:pgNumType w:start="1"/>
+          <w:cols w:space="425"/>
+        </w:sectPr>
       </w:pPr>
       <w:r>
         <w:rPr>

--- a/paper/CAST_압축본.docx
+++ b/paper/CAST_압축본.docx
@@ -33859,7 +33859,7 @@
           <w:sz w:val="18"/>
           <w:szCs w:val="18"/>
         </w:rPr>
-        <w:t>.</w:t>
+        <w:t xml:space="preserve">. 온라인에서도 상한을 넘는 구간이 남는 것은 마감이 임박해 더 미룰 수 없는 작업을 용량과 무관하게 편입하기 때문이다(§6.3).</w:t>
       </w:r>
     </w:p>
     <w:p>

--- a/paper/CAST_압축본.docx
+++ b/paper/CAST_압축본.docx
@@ -216,773 +216,16 @@
       </w:r>
     </w:p>
     <w:p>
-      <w:r>
-        <w:rPr>
-          <w:b/>
-          <w:bCs/>
-        </w:rPr>
-        <w:t>초록</w:t>
-      </w:r>
-      <w:r>
-        <w:rPr>
-          <w:b/>
-          <w:bCs/>
-        </w:rPr>
-        <w:t xml:space="preserve">  </w:t>
-      </w:r>
-      <w:r>
-        <w:t>데이터센터의</w:t>
-      </w:r>
-      <w:r>
-        <w:t xml:space="preserve"> </w:t>
-      </w:r>
-      <w:r>
-        <w:t>탄소</w:t>
-      </w:r>
-      <w:r>
-        <w:t xml:space="preserve"> </w:t>
-      </w:r>
-      <w:r>
-        <w:t>배출량은</w:t>
-      </w:r>
-      <w:r>
-        <w:t xml:space="preserve"> </w:t>
-      </w:r>
-      <w:r>
-        <w:t>같은</w:t>
-      </w:r>
-      <w:r>
-        <w:t xml:space="preserve"> </w:t>
-      </w:r>
-      <w:r>
-        <w:t>작업이라도</w:t>
-      </w:r>
-      <w:r>
-        <w:t xml:space="preserve"> </w:t>
-      </w:r>
-      <w:r>
-        <w:t>어느</w:t>
-      </w:r>
-      <w:r>
-        <w:t xml:space="preserve"> </w:t>
-      </w:r>
-      <w:r>
-        <w:t>리전에서</w:t>
-      </w:r>
-      <w:r>
-        <w:t xml:space="preserve"> </w:t>
-      </w:r>
-      <w:r>
-        <w:t>언제</w:t>
-      </w:r>
-      <w:r>
-        <w:t xml:space="preserve"> </w:t>
-      </w:r>
-      <w:r>
-        <w:t>실행하느냐에</w:t>
-      </w:r>
-      <w:r>
-        <w:t xml:space="preserve"> </w:t>
-      </w:r>
-      <w:r>
-        <w:t>따라</w:t>
-      </w:r>
-      <w:r>
-        <w:t xml:space="preserve"> </w:t>
-      </w:r>
-      <w:r>
-        <w:t>크게</w:t>
-      </w:r>
-      <w:r>
-        <w:t xml:space="preserve"> </w:t>
-      </w:r>
-      <w:r>
-        <w:t>달라진다</w:t>
-      </w:r>
-      <w:r>
-        <w:t xml:space="preserve">. </w:t>
-      </w:r>
-      <w:r>
-        <w:t>본</w:t>
-      </w:r>
-      <w:r>
-        <w:t xml:space="preserve"> </w:t>
-      </w:r>
-      <w:r>
-        <w:t>연구는</w:t>
-      </w:r>
-      <w:r>
-        <w:t xml:space="preserve"> </w:t>
-      </w:r>
-      <w:r>
-        <w:t>미래</w:t>
-      </w:r>
-      <w:r>
-        <w:t xml:space="preserve"> </w:t>
-      </w:r>
-      <w:r>
-        <w:t>탄소집약도를</w:t>
-      </w:r>
-      <w:r>
-        <w:t xml:space="preserve"> LSTM</w:t>
-      </w:r>
-      <w:r>
-        <w:t>으로</w:t>
-      </w:r>
-      <w:r>
-        <w:t xml:space="preserve"> </w:t>
-      </w:r>
-      <w:r>
-        <w:t>예측하고</w:t>
-      </w:r>
-      <w:r>
-        <w:t xml:space="preserve">, </w:t>
-      </w:r>
-      <w:r>
-        <w:t>정수계획법으로</w:t>
-      </w:r>
-      <w:r>
-        <w:t xml:space="preserve"> </w:t>
-      </w:r>
-      <w:r>
-        <w:t>작업을</w:t>
-      </w:r>
-      <w:r>
-        <w:t xml:space="preserve"> </w:t>
-      </w:r>
-      <w:r>
-        <w:t>저탄소</w:t>
-      </w:r>
-      <w:r>
-        <w:t xml:space="preserve"> </w:t>
-      </w:r>
-      <w:r>
-        <w:t>리전에</w:t>
-      </w:r>
-      <w:r>
-        <w:t xml:space="preserve"> </w:t>
-      </w:r>
-      <w:r>
-        <w:t>배정한</w:t>
-      </w:r>
-      <w:r>
-        <w:t xml:space="preserve"> </w:t>
-      </w:r>
-      <w:r>
-        <w:t>뒤</w:t>
-      </w:r>
-      <w:r>
-        <w:t xml:space="preserve">, </w:t>
-      </w:r>
-      <w:r>
-        <w:t>마감</w:t>
-      </w:r>
-      <w:r>
-        <w:t xml:space="preserve"> </w:t>
-      </w:r>
-      <w:r>
-        <w:t>시한</w:t>
-      </w:r>
-      <w:r>
-        <w:t xml:space="preserve"> </w:t>
-      </w:r>
-      <w:r>
-        <w:t>안에서</w:t>
-      </w:r>
-      <w:r>
-        <w:t xml:space="preserve"> </w:t>
-      </w:r>
-      <w:r>
-        <w:t>시간을</w:t>
-      </w:r>
-      <w:r>
-        <w:t xml:space="preserve"> </w:t>
-      </w:r>
-      <w:r>
-        <w:t>옮겨</w:t>
-      </w:r>
-      <w:r>
-        <w:t xml:space="preserve"> </w:t>
-      </w:r>
-      <w:r>
-        <w:t>배출량을</w:t>
-      </w:r>
-      <w:r>
-        <w:t xml:space="preserve"> </w:t>
-      </w:r>
-      <w:r>
-        <w:t>한</w:t>
-      </w:r>
-      <w:r>
-        <w:t xml:space="preserve"> </w:t>
-      </w:r>
-      <w:r>
-        <w:t>번</w:t>
-      </w:r>
-      <w:r>
-        <w:t xml:space="preserve"> </w:t>
-      </w:r>
-      <w:r>
-        <w:t>더</w:t>
-      </w:r>
-      <w:r>
-        <w:t xml:space="preserve"> </w:t>
-      </w:r>
-      <w:r>
-        <w:t>줄이는</w:t>
-      </w:r>
-      <w:r>
-        <w:t xml:space="preserve"> CAST</w:t>
-      </w:r>
-      <w:r>
-        <w:t>를</w:t>
-      </w:r>
-      <w:r>
-        <w:t xml:space="preserve"> </w:t>
-      </w:r>
-      <w:r>
-        <w:t>제안한다</w:t>
-      </w:r>
-      <w:r>
-        <w:t xml:space="preserve">. </w:t>
-      </w:r>
-      <w:r>
-        <w:t>탄소와</w:t>
-      </w:r>
-      <w:r>
-        <w:t xml:space="preserve"> </w:t>
-      </w:r>
-      <w:r>
-        <w:t>지연</w:t>
-      </w:r>
-      <w:r>
-        <w:t xml:space="preserve"> </w:t>
-      </w:r>
-      <w:r>
-        <w:t>사이의</w:t>
-      </w:r>
-      <w:r>
-        <w:t xml:space="preserve"> </w:t>
-      </w:r>
-      <w:r>
-        <w:t>가중치는</w:t>
-      </w:r>
-      <w:r>
-        <w:t xml:space="preserve"> </w:t>
-      </w:r>
-      <w:r>
-        <w:t>고정하지</w:t>
-      </w:r>
-      <w:r>
-        <w:t xml:space="preserve"> </w:t>
-      </w:r>
-      <w:r>
-        <w:t>않고</w:t>
-      </w:r>
-      <w:r>
-        <w:t xml:space="preserve">, </w:t>
-      </w:r>
-      <w:r>
-        <w:t>매</w:t>
-      </w:r>
-      <w:r>
-        <w:t xml:space="preserve"> </w:t>
-      </w:r>
-      <w:r>
-        <w:t>시간</w:t>
-      </w:r>
-      <w:r>
-        <w:t xml:space="preserve"> </w:t>
-      </w:r>
-      <w:r>
-        <w:t>슬롯마다</w:t>
-      </w:r>
-      <w:r>
-        <w:t xml:space="preserve"> </w:t>
-      </w:r>
-      <w:r>
-        <w:t>파레토</w:t>
-      </w:r>
-      <w:r>
-        <w:t xml:space="preserve"> </w:t>
-      </w:r>
-      <w:r>
-        <w:t>곡선의</w:t>
-      </w:r>
-      <w:r>
-        <w:t xml:space="preserve"> </w:t>
-      </w:r>
-      <w:r>
-        <w:t>무릎점에서</w:t>
-      </w:r>
-      <w:r>
-        <w:t xml:space="preserve"> </w:t>
-      </w:r>
-      <w:r>
-        <w:t>자동으로</w:t>
-      </w:r>
-      <w:r>
-        <w:t xml:space="preserve"> </w:t>
-      </w:r>
-      <w:r>
-        <w:t>정한다</w:t>
-      </w:r>
-      <w:r>
-        <w:t>. 8</w:t>
-      </w:r>
-      <w:r>
-        <w:t>개</w:t>
-      </w:r>
-      <w:r>
-        <w:t xml:space="preserve"> </w:t>
-      </w:r>
-      <w:r>
-        <w:t>리전</w:t>
-      </w:r>
-      <w:r>
-        <w:t>, 1</w:t>
-      </w:r>
-      <w:r>
-        <w:t>년치</w:t>
-      </w:r>
-      <w:r>
-        <w:t xml:space="preserve"> </w:t>
-      </w:r>
-      <w:r>
-        <w:t>실측</w:t>
-      </w:r>
-      <w:r>
-        <w:t xml:space="preserve"> </w:t>
-      </w:r>
-      <w:r>
-        <w:t>탄소</w:t>
-      </w:r>
-      <w:r>
-        <w:t xml:space="preserve"> </w:t>
-      </w:r>
-      <w:r>
-        <w:t>데이터</w:t>
-      </w:r>
-      <w:r>
-        <w:t xml:space="preserve"> </w:t>
-      </w:r>
-      <w:r>
-        <w:t>위에서</w:t>
-      </w:r>
-      <w:r>
-        <w:t xml:space="preserve"> </w:t>
-      </w:r>
-      <w:r>
-        <w:t>돌린</w:t>
-      </w:r>
-      <w:r>
-        <w:t xml:space="preserve"> </w:t>
-      </w:r>
-      <w:r>
-        <w:t>합성</w:t>
-      </w:r>
-      <w:r>
-        <w:t xml:space="preserve"> </w:t>
-      </w:r>
-      <w:r>
-        <w:t>작업</w:t>
-      </w:r>
-      <w:r>
-        <w:t xml:space="preserve"> 146,000</w:t>
-      </w:r>
-      <w:r>
-        <w:t>건으로</w:t>
-      </w:r>
-      <w:r>
-        <w:t xml:space="preserve"> </w:t>
-      </w:r>
-      <w:r>
-        <w:t>실험한</w:t>
-      </w:r>
-      <w:r>
-        <w:t xml:space="preserve"> </w:t>
-      </w:r>
-      <w:r>
-        <w:t>결과</w:t>
-      </w:r>
-      <w:r>
-        <w:t xml:space="preserve">, </w:t>
-      </w:r>
-      <w:r>
-        <w:t>시간</w:t>
-      </w:r>
-      <w:r>
-        <w:t xml:space="preserve"> </w:t>
-      </w:r>
-      <w:r>
-        <w:t>이동만으로</w:t>
-      </w:r>
-      <w:r>
-        <w:t xml:space="preserve"> 18.60%, </w:t>
-      </w:r>
-      <w:r>
-        <w:t>리전</w:t>
-      </w:r>
-      <w:r>
-        <w:t xml:space="preserve"> </w:t>
-      </w:r>
-      <w:r>
-        <w:t>이동만으로</w:t>
-      </w:r>
-      <w:r>
-        <w:t xml:space="preserve"> 56.85%</w:t>
-      </w:r>
-      <w:r>
-        <w:t>를</w:t>
-      </w:r>
-      <w:r>
-        <w:t xml:space="preserve"> </w:t>
-      </w:r>
-      <w:r>
-        <w:t>줄였고</w:t>
-      </w:r>
-      <w:r>
-        <w:t xml:space="preserve"> </w:t>
-      </w:r>
-      <w:r>
-        <w:t>둘을</w:t>
-      </w:r>
-      <w:r>
-        <w:t xml:space="preserve"> </w:t>
-      </w:r>
-      <w:r>
-        <w:t>결합하면</w:t>
-      </w:r>
-      <w:r>
-        <w:t xml:space="preserve"> 63.03%</w:t>
-      </w:r>
-      <w:r>
-        <w:t>를</w:t>
-      </w:r>
-      <w:r>
-        <w:t xml:space="preserve"> </w:t>
-      </w:r>
-      <w:r>
-        <w:t>줄였으며</w:t>
-      </w:r>
-      <w:r>
-        <w:t xml:space="preserve"> </w:t>
-      </w:r>
-      <w:r>
-        <w:t>마감</w:t>
-      </w:r>
-      <w:r>
-        <w:t xml:space="preserve"> </w:t>
-      </w:r>
-      <w:r>
-        <w:t>위반은</w:t>
-      </w:r>
-      <w:r>
-        <w:t xml:space="preserve"> </w:t>
-      </w:r>
-      <w:r>
-        <w:t>없었다</w:t>
-      </w:r>
-      <w:r>
-        <w:t xml:space="preserve">. </w:t>
-      </w:r>
-      <w:r>
-        <w:t>무릎점</w:t>
-      </w:r>
-      <w:r>
-        <w:t xml:space="preserve"> </w:t>
-      </w:r>
-      <w:r>
-        <w:t>자동</w:t>
-      </w:r>
-      <w:r>
-        <w:t xml:space="preserve"> </w:t>
-      </w:r>
-      <w:r>
-        <w:t>선택은</w:t>
-      </w:r>
-      <w:r>
-        <w:t xml:space="preserve"> </w:t>
-      </w:r>
-      <w:r>
-        <w:t>가중치</w:t>
-      </w:r>
-      <w:r>
-        <w:t xml:space="preserve"> </w:t>
-      </w:r>
-      <w:r>
-        <w:t>고정</w:t>
-      </w:r>
-      <w:r>
-        <w:t>(</w:t>
-      </w:r>
-      <w:r>
-        <w:t>알파</w:t>
-      </w:r>
-      <w:r>
-        <w:t xml:space="preserve">=0.5) </w:t>
-      </w:r>
-      <w:r>
-        <w:t>대비</w:t>
-      </w:r>
-      <w:r>
-        <w:t xml:space="preserve"> </w:t>
-      </w:r>
-      <w:r>
-        <w:t>지연</w:t>
-      </w:r>
-      <w:r>
-        <w:t xml:space="preserve"> 6.7ms</w:t>
-      </w:r>
-      <w:r>
-        <w:t>만</w:t>
-      </w:r>
-      <w:r>
-        <w:t xml:space="preserve"> </w:t>
-      </w:r>
-      <w:r>
-        <w:t>더</w:t>
-      </w:r>
-      <w:r>
-        <w:t xml:space="preserve"> </w:t>
-      </w:r>
-      <w:r>
-        <w:t>쓰고</w:t>
-      </w:r>
-      <w:r>
-        <w:t xml:space="preserve"> </w:t>
-      </w:r>
-      <w:r>
-        <w:t>탄소는</w:t>
-      </w:r>
-      <w:r>
-        <w:t xml:space="preserve"> 10.64%</w:t>
-      </w:r>
-      <w:r>
-        <w:t>포인트</w:t>
-      </w:r>
-      <w:r>
-        <w:t xml:space="preserve"> </w:t>
-      </w:r>
-      <w:r>
-        <w:t>더</w:t>
-      </w:r>
-      <w:r>
-        <w:t xml:space="preserve"> </w:t>
-      </w:r>
-      <w:r>
-        <w:t>줄인다</w:t>
-      </w:r>
-      <w:r>
-        <w:t xml:space="preserve">. </w:t>
-      </w:r>
-      <w:r>
-        <w:t>리전별</w:t>
-      </w:r>
-      <w:r>
-        <w:t xml:space="preserve"> </w:t>
-      </w:r>
-      <w:r>
-        <w:t>용량</w:t>
-      </w:r>
-      <w:r>
-        <w:t xml:space="preserve"> </w:t>
-      </w:r>
-      <w:r>
-        <w:t>상한은</w:t>
-      </w:r>
-      <w:r>
-        <w:t xml:space="preserve"> </w:t>
-      </w:r>
-      <w:r>
-        <w:t>온라인으로</w:t>
-      </w:r>
-      <w:r>
-        <w:t xml:space="preserve"> </w:t>
-      </w:r>
-      <w:r>
-        <w:t>강제하며</w:t>
-      </w:r>
-      <w:r>
-        <w:t xml:space="preserve">, </w:t>
-      </w:r>
-      <w:r>
-        <w:t>어떤</w:t>
-      </w:r>
-      <w:r>
-        <w:t xml:space="preserve"> </w:t>
-      </w:r>
-      <w:r>
-        <w:t>작업도</w:t>
-      </w:r>
-      <w:r>
-        <w:t xml:space="preserve"> </w:t>
-      </w:r>
-      <w:r>
-        <w:t>무한히</w:t>
-      </w:r>
-      <w:r>
-        <w:t xml:space="preserve"> </w:t>
-      </w:r>
-      <w:r>
-        <w:t>밀리지</w:t>
-      </w:r>
-      <w:r>
-        <w:t xml:space="preserve"> </w:t>
-      </w:r>
-      <w:r>
-        <w:t>않음을</w:t>
-      </w:r>
-      <w:r>
-        <w:t xml:space="preserve"> </w:t>
-      </w:r>
-      <w:r>
-        <w:t>증명한다</w:t>
-      </w:r>
-      <w:r>
-        <w:t xml:space="preserve">. </w:t>
-      </w:r>
-      <w:r>
-        <w:t>그</w:t>
-      </w:r>
-      <w:r>
-        <w:t xml:space="preserve"> </w:t>
-      </w:r>
-      <w:r>
-        <w:t>대가로</w:t>
-      </w:r>
-      <w:r>
-        <w:t xml:space="preserve"> </w:t>
-      </w:r>
-      <w:r>
-        <w:t>시간</w:t>
-      </w:r>
-      <w:r>
-        <w:t xml:space="preserve"> </w:t>
-      </w:r>
-      <w:r>
-        <w:t>이동의</w:t>
-      </w:r>
-      <w:r>
-        <w:t xml:space="preserve"> </w:t>
-      </w:r>
-      <w:r>
-        <w:t>몫은</w:t>
-      </w:r>
-      <w:r>
-        <w:t xml:space="preserve"> 9.07%</w:t>
-      </w:r>
-      <w:r>
-        <w:t>포인트에서</w:t>
-      </w:r>
-      <w:r>
-        <w:t xml:space="preserve"> 6.18%</w:t>
-      </w:r>
-      <w:r>
-        <w:t>포인트로</w:t>
-      </w:r>
-      <w:r>
-        <w:t xml:space="preserve"> </w:t>
-      </w:r>
-      <w:r>
-        <w:t>준다</w:t>
-      </w:r>
-      <w:r>
-        <w:t>.</w:t>
-      </w:r>
-    </w:p>
-    <w:p>
-      <w:r>
-        <w:rPr>
-          <w:b/>
-          <w:bCs/>
-        </w:rPr>
-        <w:t>주제어</w:t>
-      </w:r>
-      <w:r>
-        <w:rPr>
-          <w:b/>
-          <w:bCs/>
-        </w:rPr>
-        <w:t xml:space="preserve">: </w:t>
-      </w:r>
-      <w:r>
-        <w:t>탄소</w:t>
-      </w:r>
-      <w:r>
-        <w:t xml:space="preserve"> </w:t>
-      </w:r>
-      <w:r>
-        <w:t>인지</w:t>
-      </w:r>
-      <w:r>
-        <w:t xml:space="preserve"> </w:t>
-      </w:r>
-      <w:r>
-        <w:t>스케줄링</w:t>
-      </w:r>
-      <w:r>
-        <w:t xml:space="preserve">, </w:t>
-      </w:r>
-      <w:r>
-        <w:t>워크로드</w:t>
-      </w:r>
-      <w:r>
-        <w:t xml:space="preserve"> </w:t>
-      </w:r>
-      <w:r>
-        <w:t>이동</w:t>
-      </w:r>
-      <w:r>
-        <w:t xml:space="preserve">, </w:t>
-      </w:r>
-      <w:r>
-        <w:t>정수</w:t>
-      </w:r>
-      <w:r>
-        <w:t xml:space="preserve"> </w:t>
-      </w:r>
-      <w:r>
-        <w:t>계획법</w:t>
-      </w:r>
-      <w:r>
-        <w:t xml:space="preserve">, </w:t>
-      </w:r>
-      <w:r>
-        <w:t>리전</w:t>
-      </w:r>
-      <w:r>
-        <w:t xml:space="preserve"> </w:t>
-      </w:r>
-      <w:r>
-        <w:t>용량</w:t>
-      </w:r>
-      <w:r>
-        <w:t>, LSTM</w:t>
-      </w:r>
-    </w:p>
-    <w:p>
-      <w:r>
-        <w:rPr>
-          <w:b/>
-          <w:bCs/>
-        </w:rPr>
-        <w:t xml:space="preserve">Abstract  </w:t>
-      </w:r>
-      <w:r>
-        <w:t>The carbon footprint of a cloud workload varies substantially depending on which region and when it runs. We present CAST, a carbon-aware scheduler that forecasts future carbon intensity with an LSTM, places jobs across regions via integer programming, and further shifts them in time within each job's deadline. Rather than fixing the trade-off between carbon and latency, CAST selects it automatically at every time slot by locating the knee point of the Pareto curve. Evaluated on 146,000 synthetic jobs driven by one year of measured carbon-intensity data across 8 regions, temporal shifting alone reduces emissions by 18.60%, spatial placement alone by 56.85%, and combining both reduces emissions by 63.03% with zero deadline violations. The automatic knee-point weight cuts 10.64 percentage points more carbon than a fixed weight (alpha=0.5), at the cost of only 6.7ms additional latency. CAST enforces per-region capacity limits online and we prove that no job is deferred indefinitely. The cost of this enforcement is quantified: temporal shifting's marginal contribution shrinks from an unconstrained upper bound of 9.07 percentage points to 6.18 percentage points.</w:t>
-      </w:r>
-    </w:p>
-    <w:p>
-      <w:r>
-        <w:rPr>
-          <w:b/>
-          <w:bCs/>
-        </w:rPr>
-        <w:t xml:space="preserve">Keywords: </w:t>
-      </w:r>
-      <w:r>
-        <w:t>Carbon-aware scheduling, Workload shifting, Integer programming, Regional capacity, LSTM</w:t>
+      <w:pPr>
+        <w:ind w:firstLine="0"/>
+        <w:jc w:val="center"/>
+      </w:pPr>
+      <w:r>
+        <w:rPr>
+          <w:sz w:val="22"/>
+          <w:szCs w:val="22"/>
+        </w:rPr>
+        <w:t xml:space="preserve">이종하 · 강희진 · 강동규 · 김현정 · 남재현*</w:t>
       </w:r>
     </w:p>
     <w:p>
@@ -992,10 +235,10 @@
       </w:pPr>
       <w:r>
         <w:rPr>
-          <w:sz w:val="22"/>
-          <w:szCs w:val="22"/>
-        </w:rPr>
-        <w:t xml:space="preserve">이종하 · 강희진 · 강동규 · 김현정 · 남재현*</w:t>
+          <w:sz w:val="18"/>
+          <w:szCs w:val="18"/>
+        </w:rPr>
+        <w:t xml:space="preserve">단국대학교</w:t>
       </w:r>
     </w:p>
     <w:p>
@@ -1008,7 +251,7 @@
           <w:sz w:val="18"/>
           <w:szCs w:val="18"/>
         </w:rPr>
-        <w:t xml:space="preserve">단국대학교</w:t>
+        <w:t xml:space="preserve">이종하 (E-mail: jongha8273@naver.com)</w:t>
       </w:r>
     </w:p>
     <w:p>
@@ -1021,7 +264,7 @@
           <w:sz w:val="18"/>
           <w:szCs w:val="18"/>
         </w:rPr>
-        <w:t xml:space="preserve">이종하 (E-mail: jongha8273@naver.com)</w:t>
+        <w:t xml:space="preserve">강희진 (E-mail: heejin@example.com)</w:t>
       </w:r>
     </w:p>
     <w:p>
@@ -1034,7 +277,7 @@
           <w:sz w:val="18"/>
           <w:szCs w:val="18"/>
         </w:rPr>
-        <w:t xml:space="preserve">강희진 (E-mail: heejin@example.com)</w:t>
+        <w:t xml:space="preserve">강동규 (E-mail: dgkang@example.com)</w:t>
       </w:r>
     </w:p>
     <w:p>
@@ -1047,7 +290,7 @@
           <w:sz w:val="18"/>
           <w:szCs w:val="18"/>
         </w:rPr>
-        <w:t xml:space="preserve">강동규 (E-mail: dgkang@example.com)</w:t>
+        <w:t xml:space="preserve">김현정 (E-mail: hjkim@example.com)</w:t>
       </w:r>
     </w:p>
     <w:p>
@@ -1060,33 +303,798 @@
           <w:sz w:val="18"/>
           <w:szCs w:val="18"/>
         </w:rPr>
-        <w:t xml:space="preserve">김현정 (E-mail: hjkim@example.com)</w:t>
+        <w:t xml:space="preserve">남재현 (E-mail: njh@example.com)</w:t>
       </w:r>
     </w:p>
     <w:p>
       <w:pPr>
         <w:ind w:firstLine="0"/>
         <w:jc w:val="center"/>
+        <w:sectPr>
+          <w:footerReference w:type="default" r:id="rId51"/>
+          <w:type w:val="continuous"/>
+          <w:pgSz w:w="11909" w:h="16834"/>
+          <w:pgMar w:top="1440" w:right="1440" w:bottom="1440" w:left="1440" w:header="720" w:footer="720" w:gutter="0"/>
+          <w:pgNumType w:start="1"/>
+          <w:cols w:space="425"/>
+        </w:sectPr>
       </w:pPr>
       <w:r>
         <w:rPr>
           <w:sz w:val="18"/>
           <w:szCs w:val="18"/>
         </w:rPr>
-        <w:t xml:space="preserve">남재현 (E-mail: njh@example.com)</w:t>
+        <w:t xml:space="preserve">접수일: 【YYYY-MM-DD】 / 수정일: 【YYYY-MM-DD】 / 게재확정일: 【YYYY-MM-DD】</w:t>
       </w:r>
     </w:p>
     <w:p>
-      <w:pPr>
-        <w:ind w:firstLine="0"/>
-        <w:jc w:val="center"/>
-      </w:pPr>
-      <w:r>
-        <w:rPr>
-          <w:sz w:val="18"/>
-          <w:szCs w:val="18"/>
-        </w:rPr>
-        <w:t xml:space="preserve">접수일: 【YYYY-MM-DD】 / 수정일: 【YYYY-MM-DD】 / 게재확정일: 【YYYY-MM-DD】</w:t>
+      <w:r>
+        <w:rPr>
+          <w:b/>
+          <w:bCs/>
+        </w:rPr>
+        <w:t>초록</w:t>
+      </w:r>
+      <w:r>
+        <w:rPr>
+          <w:b/>
+          <w:bCs/>
+        </w:rPr>
+        <w:t xml:space="preserve">  </w:t>
+      </w:r>
+      <w:r>
+        <w:t>데이터센터의</w:t>
+      </w:r>
+      <w:r>
+        <w:t xml:space="preserve"> </w:t>
+      </w:r>
+      <w:r>
+        <w:t>탄소</w:t>
+      </w:r>
+      <w:r>
+        <w:t xml:space="preserve"> </w:t>
+      </w:r>
+      <w:r>
+        <w:t>배출량은</w:t>
+      </w:r>
+      <w:r>
+        <w:t xml:space="preserve"> </w:t>
+      </w:r>
+      <w:r>
+        <w:t>같은</w:t>
+      </w:r>
+      <w:r>
+        <w:t xml:space="preserve"> </w:t>
+      </w:r>
+      <w:r>
+        <w:t>작업이라도</w:t>
+      </w:r>
+      <w:r>
+        <w:t xml:space="preserve"> </w:t>
+      </w:r>
+      <w:r>
+        <w:t>어느</w:t>
+      </w:r>
+      <w:r>
+        <w:t xml:space="preserve"> </w:t>
+      </w:r>
+      <w:r>
+        <w:t>리전에서</w:t>
+      </w:r>
+      <w:r>
+        <w:t xml:space="preserve"> </w:t>
+      </w:r>
+      <w:r>
+        <w:t>언제</w:t>
+      </w:r>
+      <w:r>
+        <w:t xml:space="preserve"> </w:t>
+      </w:r>
+      <w:r>
+        <w:t>실행하느냐에</w:t>
+      </w:r>
+      <w:r>
+        <w:t xml:space="preserve"> </w:t>
+      </w:r>
+      <w:r>
+        <w:t>따라</w:t>
+      </w:r>
+      <w:r>
+        <w:t xml:space="preserve"> </w:t>
+      </w:r>
+      <w:r>
+        <w:t>크게</w:t>
+      </w:r>
+      <w:r>
+        <w:t xml:space="preserve"> </w:t>
+      </w:r>
+      <w:r>
+        <w:t>달라진다</w:t>
+      </w:r>
+      <w:r>
+        <w:t xml:space="preserve">. </w:t>
+      </w:r>
+      <w:r>
+        <w:t>본</w:t>
+      </w:r>
+      <w:r>
+        <w:t xml:space="preserve"> </w:t>
+      </w:r>
+      <w:r>
+        <w:t>연구는</w:t>
+      </w:r>
+      <w:r>
+        <w:t xml:space="preserve"> </w:t>
+      </w:r>
+      <w:r>
+        <w:t>미래</w:t>
+      </w:r>
+      <w:r>
+        <w:t xml:space="preserve"> </w:t>
+      </w:r>
+      <w:r>
+        <w:t>탄소집약도를</w:t>
+      </w:r>
+      <w:r>
+        <w:t xml:space="preserve"> LSTM</w:t>
+      </w:r>
+      <w:r>
+        <w:t>으로</w:t>
+      </w:r>
+      <w:r>
+        <w:t xml:space="preserve"> </w:t>
+      </w:r>
+      <w:r>
+        <w:t>예측하고</w:t>
+      </w:r>
+      <w:r>
+        <w:t xml:space="preserve">, </w:t>
+      </w:r>
+      <w:r>
+        <w:t>정수계획법으로</w:t>
+      </w:r>
+      <w:r>
+        <w:t xml:space="preserve"> </w:t>
+      </w:r>
+      <w:r>
+        <w:t>작업을</w:t>
+      </w:r>
+      <w:r>
+        <w:t xml:space="preserve"> </w:t>
+      </w:r>
+      <w:r>
+        <w:t>저탄소</w:t>
+      </w:r>
+      <w:r>
+        <w:t xml:space="preserve"> </w:t>
+      </w:r>
+      <w:r>
+        <w:t>리전에</w:t>
+      </w:r>
+      <w:r>
+        <w:t xml:space="preserve"> </w:t>
+      </w:r>
+      <w:r>
+        <w:t>배정한</w:t>
+      </w:r>
+      <w:r>
+        <w:t xml:space="preserve"> </w:t>
+      </w:r>
+      <w:r>
+        <w:t>뒤</w:t>
+      </w:r>
+      <w:r>
+        <w:t xml:space="preserve">, </w:t>
+      </w:r>
+      <w:r>
+        <w:t>마감</w:t>
+      </w:r>
+      <w:r>
+        <w:t xml:space="preserve"> </w:t>
+      </w:r>
+      <w:r>
+        <w:t>시한</w:t>
+      </w:r>
+      <w:r>
+        <w:t xml:space="preserve"> </w:t>
+      </w:r>
+      <w:r>
+        <w:t>안에서</w:t>
+      </w:r>
+      <w:r>
+        <w:t xml:space="preserve"> </w:t>
+      </w:r>
+      <w:r>
+        <w:t>시간을</w:t>
+      </w:r>
+      <w:r>
+        <w:t xml:space="preserve"> </w:t>
+      </w:r>
+      <w:r>
+        <w:t>옮겨</w:t>
+      </w:r>
+      <w:r>
+        <w:t xml:space="preserve"> </w:t>
+      </w:r>
+      <w:r>
+        <w:t>배출량을</w:t>
+      </w:r>
+      <w:r>
+        <w:t xml:space="preserve"> </w:t>
+      </w:r>
+      <w:r>
+        <w:t>한</w:t>
+      </w:r>
+      <w:r>
+        <w:t xml:space="preserve"> </w:t>
+      </w:r>
+      <w:r>
+        <w:t>번</w:t>
+      </w:r>
+      <w:r>
+        <w:t xml:space="preserve"> </w:t>
+      </w:r>
+      <w:r>
+        <w:t>더</w:t>
+      </w:r>
+      <w:r>
+        <w:t xml:space="preserve"> </w:t>
+      </w:r>
+      <w:r>
+        <w:t>줄이는</w:t>
+      </w:r>
+      <w:r>
+        <w:t xml:space="preserve"> CAST</w:t>
+      </w:r>
+      <w:r>
+        <w:t>를</w:t>
+      </w:r>
+      <w:r>
+        <w:t xml:space="preserve"> </w:t>
+      </w:r>
+      <w:r>
+        <w:t>제안한다</w:t>
+      </w:r>
+      <w:r>
+        <w:t xml:space="preserve">. </w:t>
+      </w:r>
+      <w:r>
+        <w:t>탄소와</w:t>
+      </w:r>
+      <w:r>
+        <w:t xml:space="preserve"> </w:t>
+      </w:r>
+      <w:r>
+        <w:t>지연</w:t>
+      </w:r>
+      <w:r>
+        <w:t xml:space="preserve"> </w:t>
+      </w:r>
+      <w:r>
+        <w:t>사이의</w:t>
+      </w:r>
+      <w:r>
+        <w:t xml:space="preserve"> </w:t>
+      </w:r>
+      <w:r>
+        <w:t>가중치는</w:t>
+      </w:r>
+      <w:r>
+        <w:t xml:space="preserve"> </w:t>
+      </w:r>
+      <w:r>
+        <w:t>고정하지</w:t>
+      </w:r>
+      <w:r>
+        <w:t xml:space="preserve"> </w:t>
+      </w:r>
+      <w:r>
+        <w:t>않고</w:t>
+      </w:r>
+      <w:r>
+        <w:t xml:space="preserve">, </w:t>
+      </w:r>
+      <w:r>
+        <w:t>매</w:t>
+      </w:r>
+      <w:r>
+        <w:t xml:space="preserve"> </w:t>
+      </w:r>
+      <w:r>
+        <w:t>시간</w:t>
+      </w:r>
+      <w:r>
+        <w:t xml:space="preserve"> </w:t>
+      </w:r>
+      <w:r>
+        <w:t>슬롯마다</w:t>
+      </w:r>
+      <w:r>
+        <w:t xml:space="preserve"> </w:t>
+      </w:r>
+      <w:r>
+        <w:t>파레토</w:t>
+      </w:r>
+      <w:r>
+        <w:t xml:space="preserve"> </w:t>
+      </w:r>
+      <w:r>
+        <w:t>곡선의</w:t>
+      </w:r>
+      <w:r>
+        <w:t xml:space="preserve"> </w:t>
+      </w:r>
+      <w:r>
+        <w:t>무릎점에서</w:t>
+      </w:r>
+      <w:r>
+        <w:t xml:space="preserve"> </w:t>
+      </w:r>
+      <w:r>
+        <w:t>자동으로</w:t>
+      </w:r>
+      <w:r>
+        <w:t xml:space="preserve"> </w:t>
+      </w:r>
+      <w:r>
+        <w:t>정한다</w:t>
+      </w:r>
+      <w:r>
+        <w:t>. 8</w:t>
+      </w:r>
+      <w:r>
+        <w:t>개</w:t>
+      </w:r>
+      <w:r>
+        <w:t xml:space="preserve"> </w:t>
+      </w:r>
+      <w:r>
+        <w:t>리전</w:t>
+      </w:r>
+      <w:r>
+        <w:t>, 1</w:t>
+      </w:r>
+      <w:r>
+        <w:t>년치</w:t>
+      </w:r>
+      <w:r>
+        <w:t xml:space="preserve"> </w:t>
+      </w:r>
+      <w:r>
+        <w:t>실측</w:t>
+      </w:r>
+      <w:r>
+        <w:t xml:space="preserve"> </w:t>
+      </w:r>
+      <w:r>
+        <w:t>탄소</w:t>
+      </w:r>
+      <w:r>
+        <w:t xml:space="preserve"> </w:t>
+      </w:r>
+      <w:r>
+        <w:t>데이터</w:t>
+      </w:r>
+      <w:r>
+        <w:t xml:space="preserve"> </w:t>
+      </w:r>
+      <w:r>
+        <w:t>위에서</w:t>
+      </w:r>
+      <w:r>
+        <w:t xml:space="preserve"> </w:t>
+      </w:r>
+      <w:r>
+        <w:t>돌린</w:t>
+      </w:r>
+      <w:r>
+        <w:t xml:space="preserve"> </w:t>
+      </w:r>
+      <w:r>
+        <w:t>합성</w:t>
+      </w:r>
+      <w:r>
+        <w:t xml:space="preserve"> </w:t>
+      </w:r>
+      <w:r>
+        <w:t>작업</w:t>
+      </w:r>
+      <w:r>
+        <w:t xml:space="preserve"> 146,000</w:t>
+      </w:r>
+      <w:r>
+        <w:t>건으로</w:t>
+      </w:r>
+      <w:r>
+        <w:t xml:space="preserve"> </w:t>
+      </w:r>
+      <w:r>
+        <w:t>실험한</w:t>
+      </w:r>
+      <w:r>
+        <w:t xml:space="preserve"> </w:t>
+      </w:r>
+      <w:r>
+        <w:t>결과</w:t>
+      </w:r>
+      <w:r>
+        <w:t xml:space="preserve">, </w:t>
+      </w:r>
+      <w:r>
+        <w:t>시간</w:t>
+      </w:r>
+      <w:r>
+        <w:t xml:space="preserve"> </w:t>
+      </w:r>
+      <w:r>
+        <w:t>이동만으로</w:t>
+      </w:r>
+      <w:r>
+        <w:t xml:space="preserve"> 18.60%, </w:t>
+      </w:r>
+      <w:r>
+        <w:t>리전</w:t>
+      </w:r>
+      <w:r>
+        <w:t xml:space="preserve"> </w:t>
+      </w:r>
+      <w:r>
+        <w:t>이동만으로</w:t>
+      </w:r>
+      <w:r>
+        <w:t xml:space="preserve"> 56.85%</w:t>
+      </w:r>
+      <w:r>
+        <w:t>를</w:t>
+      </w:r>
+      <w:r>
+        <w:t xml:space="preserve"> </w:t>
+      </w:r>
+      <w:r>
+        <w:t>줄였고</w:t>
+      </w:r>
+      <w:r>
+        <w:t xml:space="preserve"> </w:t>
+      </w:r>
+      <w:r>
+        <w:t>둘을</w:t>
+      </w:r>
+      <w:r>
+        <w:t xml:space="preserve"> </w:t>
+      </w:r>
+      <w:r>
+        <w:t>결합하면</w:t>
+      </w:r>
+      <w:r>
+        <w:t xml:space="preserve"> 63.03%</w:t>
+      </w:r>
+      <w:r>
+        <w:t>를</w:t>
+      </w:r>
+      <w:r>
+        <w:t xml:space="preserve"> </w:t>
+      </w:r>
+      <w:r>
+        <w:t>줄였으며</w:t>
+      </w:r>
+      <w:r>
+        <w:t xml:space="preserve"> </w:t>
+      </w:r>
+      <w:r>
+        <w:t>마감</w:t>
+      </w:r>
+      <w:r>
+        <w:t xml:space="preserve"> </w:t>
+      </w:r>
+      <w:r>
+        <w:t>위반은</w:t>
+      </w:r>
+      <w:r>
+        <w:t xml:space="preserve"> </w:t>
+      </w:r>
+      <w:r>
+        <w:t>없었다</w:t>
+      </w:r>
+      <w:r>
+        <w:t xml:space="preserve">. </w:t>
+      </w:r>
+      <w:r>
+        <w:t>무릎점</w:t>
+      </w:r>
+      <w:r>
+        <w:t xml:space="preserve"> </w:t>
+      </w:r>
+      <w:r>
+        <w:t>자동</w:t>
+      </w:r>
+      <w:r>
+        <w:t xml:space="preserve"> </w:t>
+      </w:r>
+      <w:r>
+        <w:t>선택은</w:t>
+      </w:r>
+      <w:r>
+        <w:t xml:space="preserve"> </w:t>
+      </w:r>
+      <w:r>
+        <w:t>가중치</w:t>
+      </w:r>
+      <w:r>
+        <w:t xml:space="preserve"> </w:t>
+      </w:r>
+      <w:r>
+        <w:t>고정</w:t>
+      </w:r>
+      <w:r>
+        <w:t>(</w:t>
+      </w:r>
+      <w:r>
+        <w:t>알파</w:t>
+      </w:r>
+      <w:r>
+        <w:t xml:space="preserve">=0.5) </w:t>
+      </w:r>
+      <w:r>
+        <w:t>대비</w:t>
+      </w:r>
+      <w:r>
+        <w:t xml:space="preserve"> </w:t>
+      </w:r>
+      <w:r>
+        <w:t>지연</w:t>
+      </w:r>
+      <w:r>
+        <w:t xml:space="preserve"> 6.7ms</w:t>
+      </w:r>
+      <w:r>
+        <w:t>만</w:t>
+      </w:r>
+      <w:r>
+        <w:t xml:space="preserve"> </w:t>
+      </w:r>
+      <w:r>
+        <w:t>더</w:t>
+      </w:r>
+      <w:r>
+        <w:t xml:space="preserve"> </w:t>
+      </w:r>
+      <w:r>
+        <w:t>쓰고</w:t>
+      </w:r>
+      <w:r>
+        <w:t xml:space="preserve"> </w:t>
+      </w:r>
+      <w:r>
+        <w:t>탄소는</w:t>
+      </w:r>
+      <w:r>
+        <w:t xml:space="preserve"> 10.64%</w:t>
+      </w:r>
+      <w:r>
+        <w:t>포인트</w:t>
+      </w:r>
+      <w:r>
+        <w:t xml:space="preserve"> </w:t>
+      </w:r>
+      <w:r>
+        <w:t>더</w:t>
+      </w:r>
+      <w:r>
+        <w:t xml:space="preserve"> </w:t>
+      </w:r>
+      <w:r>
+        <w:t>줄인다</w:t>
+      </w:r>
+      <w:r>
+        <w:t xml:space="preserve">. </w:t>
+      </w:r>
+      <w:r>
+        <w:t>리전별</w:t>
+      </w:r>
+      <w:r>
+        <w:t xml:space="preserve"> </w:t>
+      </w:r>
+      <w:r>
+        <w:t>용량</w:t>
+      </w:r>
+      <w:r>
+        <w:t xml:space="preserve"> </w:t>
+      </w:r>
+      <w:r>
+        <w:t>상한은</w:t>
+      </w:r>
+      <w:r>
+        <w:t xml:space="preserve"> </w:t>
+      </w:r>
+      <w:r>
+        <w:t>온라인으로</w:t>
+      </w:r>
+      <w:r>
+        <w:t xml:space="preserve"> </w:t>
+      </w:r>
+      <w:r>
+        <w:t>강제하며</w:t>
+      </w:r>
+      <w:r>
+        <w:t xml:space="preserve">, </w:t>
+      </w:r>
+      <w:r>
+        <w:t>어떤</w:t>
+      </w:r>
+      <w:r>
+        <w:t xml:space="preserve"> </w:t>
+      </w:r>
+      <w:r>
+        <w:t>작업도</w:t>
+      </w:r>
+      <w:r>
+        <w:t xml:space="preserve"> </w:t>
+      </w:r>
+      <w:r>
+        <w:t>무한히</w:t>
+      </w:r>
+      <w:r>
+        <w:t xml:space="preserve"> </w:t>
+      </w:r>
+      <w:r>
+        <w:t>밀리지</w:t>
+      </w:r>
+      <w:r>
+        <w:t xml:space="preserve"> </w:t>
+      </w:r>
+      <w:r>
+        <w:t>않음을</w:t>
+      </w:r>
+      <w:r>
+        <w:t xml:space="preserve"> </w:t>
+      </w:r>
+      <w:r>
+        <w:t>증명한다</w:t>
+      </w:r>
+      <w:r>
+        <w:t xml:space="preserve">. </w:t>
+      </w:r>
+      <w:r>
+        <w:t>그</w:t>
+      </w:r>
+      <w:r>
+        <w:t xml:space="preserve"> </w:t>
+      </w:r>
+      <w:r>
+        <w:t>대가로</w:t>
+      </w:r>
+      <w:r>
+        <w:t xml:space="preserve"> </w:t>
+      </w:r>
+      <w:r>
+        <w:t>시간</w:t>
+      </w:r>
+      <w:r>
+        <w:t xml:space="preserve"> </w:t>
+      </w:r>
+      <w:r>
+        <w:t>이동의</w:t>
+      </w:r>
+      <w:r>
+        <w:t xml:space="preserve"> </w:t>
+      </w:r>
+      <w:r>
+        <w:t>몫은</w:t>
+      </w:r>
+      <w:r>
+        <w:t xml:space="preserve"> 9.07%</w:t>
+      </w:r>
+      <w:r>
+        <w:t>포인트에서</w:t>
+      </w:r>
+      <w:r>
+        <w:t xml:space="preserve"> 6.18%</w:t>
+      </w:r>
+      <w:r>
+        <w:t>포인트로</w:t>
+      </w:r>
+      <w:r>
+        <w:t xml:space="preserve"> </w:t>
+      </w:r>
+      <w:r>
+        <w:t>준다</w:t>
+      </w:r>
+      <w:r>
+        <w:t>.</w:t>
+      </w:r>
+    </w:p>
+    <w:p>
+      <w:r>
+        <w:rPr>
+          <w:b/>
+          <w:bCs/>
+        </w:rPr>
+        <w:t>주제어</w:t>
+      </w:r>
+      <w:r>
+        <w:rPr>
+          <w:b/>
+          <w:bCs/>
+        </w:rPr>
+        <w:t xml:space="preserve">: </w:t>
+      </w:r>
+      <w:r>
+        <w:t>탄소</w:t>
+      </w:r>
+      <w:r>
+        <w:t xml:space="preserve"> </w:t>
+      </w:r>
+      <w:r>
+        <w:t>인지</w:t>
+      </w:r>
+      <w:r>
+        <w:t xml:space="preserve"> </w:t>
+      </w:r>
+      <w:r>
+        <w:t>스케줄링</w:t>
+      </w:r>
+      <w:r>
+        <w:t xml:space="preserve">, </w:t>
+      </w:r>
+      <w:r>
+        <w:t>워크로드</w:t>
+      </w:r>
+      <w:r>
+        <w:t xml:space="preserve"> </w:t>
+      </w:r>
+      <w:r>
+        <w:t>이동</w:t>
+      </w:r>
+      <w:r>
+        <w:t xml:space="preserve">, </w:t>
+      </w:r>
+      <w:r>
+        <w:t>정수</w:t>
+      </w:r>
+      <w:r>
+        <w:t xml:space="preserve"> </w:t>
+      </w:r>
+      <w:r>
+        <w:t>계획법</w:t>
+      </w:r>
+      <w:r>
+        <w:t xml:space="preserve">, </w:t>
+      </w:r>
+      <w:r>
+        <w:t>리전</w:t>
+      </w:r>
+      <w:r>
+        <w:t xml:space="preserve"> </w:t>
+      </w:r>
+      <w:r>
+        <w:t>용량</w:t>
+      </w:r>
+      <w:r>
+        <w:t>, LSTM</w:t>
+      </w:r>
+    </w:p>
+    <w:p>
+      <w:r>
+        <w:rPr>
+          <w:b/>
+          <w:bCs/>
+        </w:rPr>
+        <w:t xml:space="preserve">Abstract  </w:t>
+      </w:r>
+      <w:r>
+        <w:t>The carbon footprint of a cloud workload varies substantially depending on which region and when it runs. We present CAST, a carbon-aware scheduler that forecasts future carbon intensity with an LSTM, places jobs across regions via integer programming, and further shifts them in time within each job's deadline. Rather than fixing the trade-off between carbon and latency, CAST selects it automatically at every time slot by locating the knee point of the Pareto curve. Evaluated on 146,000 synthetic jobs driven by one year of measured carbon-intensity data across 8 regions, temporal shifting alone reduces emissions by 18.60%, spatial placement alone by 56.85%, and combining both reduces emissions by 63.03% with zero deadline violations. The automatic knee-point weight cuts 10.64 percentage points more carbon than a fixed weight (alpha=0.5), at the cost of only 6.7ms additional latency. CAST enforces per-region capacity limits online and we prove that no job is deferred indefinitely. The cost of this enforcement is quantified: temporal shifting's marginal contribution shrinks from an unconstrained upper bound of 9.07 percentage points to 6.18 percentage points.</w:t>
+      </w:r>
+    </w:p>
+    <w:p>
+      <w:r>
+        <w:rPr>
+          <w:b/>
+          <w:bCs/>
+        </w:rPr>
+        <w:t xml:space="preserve">Keywords: </w:t>
+      </w:r>
+      <w:r>
+        <w:t>Carbon-aware scheduling, Workload shifting, Integer programming, Regional capacity, LSTM</w:t>
       </w:r>
     </w:p>
     <w:p>
